--- a/8-资源管理/运行记录类文件/SFKJ-ITSS-0808-运维资源应用情况说明.docx
+++ b/8-资源管理/运行记录类文件/SFKJ-ITSS-0808-运维资源应用情况说明.docx
@@ -3039,23 +3039,9 @@
         <w:p>
           <w:pPr>
             <w:pStyle w:val="16"/>
-            <w:keepNext w:val="0"/>
-            <w:keepLines w:val="0"/>
-            <w:pageBreakBefore w:val="0"/>
-            <w:widowControl w:val="0"/>
             <w:tabs>
               <w:tab w:val="right" w:leader="dot" w:pos="8306"/>
             </w:tabs>
-            <w:kinsoku w:val="0"/>
-            <w:wordWrap/>
-            <w:overflowPunct/>
-            <w:topLinePunct w:val="0"/>
-            <w:autoSpaceDE w:val="0"/>
-            <w:autoSpaceDN w:val="0"/>
-            <w:bidi w:val="0"/>
-            <w:adjustRightInd w:val="0"/>
-            <w:snapToGrid w:val="0"/>
-            <w:textAlignment w:val="baseline"/>
           </w:pPr>
           <w:r>
             <w:fldChar w:fldCharType="begin"/>
@@ -3070,7 +3056,7 @@
             <w:fldChar w:fldCharType="begin"/>
           </w:r>
           <w:r>
-            <w:instrText xml:space="preserve"> HYPERLINK \l _Toc14946 </w:instrText>
+            <w:instrText xml:space="preserve"> HYPERLINK \l _Toc27856 </w:instrText>
           </w:r>
           <w:r>
             <w:fldChar w:fldCharType="separate"/>
@@ -3091,7 +3077,7 @@
             <w:fldChar w:fldCharType="begin"/>
           </w:r>
           <w:r>
-            <w:instrText xml:space="preserve"> PAGEREF _Toc14946 \h </w:instrText>
+            <w:instrText xml:space="preserve"> PAGEREF _Toc27856 \h </w:instrText>
           </w:r>
           <w:r>
             <w:fldChar w:fldCharType="separate"/>
@@ -3109,29 +3095,15 @@
         <w:p>
           <w:pPr>
             <w:pStyle w:val="18"/>
-            <w:keepNext w:val="0"/>
-            <w:keepLines w:val="0"/>
-            <w:pageBreakBefore w:val="0"/>
-            <w:widowControl w:val="0"/>
             <w:tabs>
               <w:tab w:val="right" w:leader="dot" w:pos="8306"/>
             </w:tabs>
-            <w:kinsoku w:val="0"/>
-            <w:wordWrap/>
-            <w:overflowPunct/>
-            <w:topLinePunct w:val="0"/>
-            <w:autoSpaceDE w:val="0"/>
-            <w:autoSpaceDN w:val="0"/>
-            <w:bidi w:val="0"/>
-            <w:adjustRightInd w:val="0"/>
-            <w:snapToGrid w:val="0"/>
-            <w:textAlignment w:val="baseline"/>
           </w:pPr>
           <w:r>
             <w:fldChar w:fldCharType="begin"/>
           </w:r>
           <w:r>
-            <w:instrText xml:space="preserve"> HYPERLINK \l _Toc28192 </w:instrText>
+            <w:instrText xml:space="preserve"> HYPERLINK \l _Toc10348 </w:instrText>
           </w:r>
           <w:r>
             <w:fldChar w:fldCharType="separate"/>
@@ -3152,7 +3124,7 @@
             <w:fldChar w:fldCharType="begin"/>
           </w:r>
           <w:r>
-            <w:instrText xml:space="preserve"> PAGEREF _Toc28192 \h </w:instrText>
+            <w:instrText xml:space="preserve"> PAGEREF _Toc10348 \h </w:instrText>
           </w:r>
           <w:r>
             <w:fldChar w:fldCharType="separate"/>
@@ -3170,29 +3142,15 @@
         <w:p>
           <w:pPr>
             <w:pStyle w:val="13"/>
-            <w:keepNext w:val="0"/>
-            <w:keepLines w:val="0"/>
-            <w:pageBreakBefore w:val="0"/>
-            <w:widowControl w:val="0"/>
             <w:tabs>
               <w:tab w:val="right" w:leader="dot" w:pos="8306"/>
             </w:tabs>
-            <w:kinsoku w:val="0"/>
-            <w:wordWrap/>
-            <w:overflowPunct/>
-            <w:topLinePunct w:val="0"/>
-            <w:autoSpaceDE w:val="0"/>
-            <w:autoSpaceDN w:val="0"/>
-            <w:bidi w:val="0"/>
-            <w:adjustRightInd w:val="0"/>
-            <w:snapToGrid w:val="0"/>
-            <w:textAlignment w:val="baseline"/>
           </w:pPr>
           <w:r>
             <w:fldChar w:fldCharType="begin"/>
           </w:r>
           <w:r>
-            <w:instrText xml:space="preserve"> HYPERLINK \l _Toc5210 </w:instrText>
+            <w:instrText xml:space="preserve"> HYPERLINK \l _Toc18666 </w:instrText>
           </w:r>
           <w:r>
             <w:fldChar w:fldCharType="separate"/>
@@ -3213,7 +3171,7 @@
             <w:fldChar w:fldCharType="begin"/>
           </w:r>
           <w:r>
-            <w:instrText xml:space="preserve"> PAGEREF _Toc5210 \h </w:instrText>
+            <w:instrText xml:space="preserve"> PAGEREF _Toc18666 \h </w:instrText>
           </w:r>
           <w:r>
             <w:fldChar w:fldCharType="separate"/>
@@ -3231,29 +3189,15 @@
         <w:p>
           <w:pPr>
             <w:pStyle w:val="13"/>
-            <w:keepNext w:val="0"/>
-            <w:keepLines w:val="0"/>
-            <w:pageBreakBefore w:val="0"/>
-            <w:widowControl w:val="0"/>
             <w:tabs>
               <w:tab w:val="right" w:leader="dot" w:pos="8306"/>
             </w:tabs>
-            <w:kinsoku w:val="0"/>
-            <w:wordWrap/>
-            <w:overflowPunct/>
-            <w:topLinePunct w:val="0"/>
-            <w:autoSpaceDE w:val="0"/>
-            <w:autoSpaceDN w:val="0"/>
-            <w:bidi w:val="0"/>
-            <w:adjustRightInd w:val="0"/>
-            <w:snapToGrid w:val="0"/>
-            <w:textAlignment w:val="baseline"/>
           </w:pPr>
           <w:r>
             <w:fldChar w:fldCharType="begin"/>
           </w:r>
           <w:r>
-            <w:instrText xml:space="preserve"> HYPERLINK \l _Toc27004 </w:instrText>
+            <w:instrText xml:space="preserve"> HYPERLINK \l _Toc6317 </w:instrText>
           </w:r>
           <w:r>
             <w:fldChar w:fldCharType="separate"/>
@@ -3274,7 +3218,7 @@
             <w:fldChar w:fldCharType="begin"/>
           </w:r>
           <w:r>
-            <w:instrText xml:space="preserve"> PAGEREF _Toc27004 \h </w:instrText>
+            <w:instrText xml:space="preserve"> PAGEREF _Toc6317 \h </w:instrText>
           </w:r>
           <w:r>
             <w:fldChar w:fldCharType="separate"/>
@@ -3292,29 +3236,15 @@
         <w:p>
           <w:pPr>
             <w:pStyle w:val="13"/>
-            <w:keepNext w:val="0"/>
-            <w:keepLines w:val="0"/>
-            <w:pageBreakBefore w:val="0"/>
-            <w:widowControl w:val="0"/>
             <w:tabs>
               <w:tab w:val="right" w:leader="dot" w:pos="8306"/>
             </w:tabs>
-            <w:kinsoku w:val="0"/>
-            <w:wordWrap/>
-            <w:overflowPunct/>
-            <w:topLinePunct w:val="0"/>
-            <w:autoSpaceDE w:val="0"/>
-            <w:autoSpaceDN w:val="0"/>
-            <w:bidi w:val="0"/>
-            <w:adjustRightInd w:val="0"/>
-            <w:snapToGrid w:val="0"/>
-            <w:textAlignment w:val="baseline"/>
           </w:pPr>
           <w:r>
             <w:fldChar w:fldCharType="begin"/>
           </w:r>
           <w:r>
-            <w:instrText xml:space="preserve"> HYPERLINK \l _Toc11798 </w:instrText>
+            <w:instrText xml:space="preserve"> HYPERLINK \l _Toc21534 </w:instrText>
           </w:r>
           <w:r>
             <w:fldChar w:fldCharType="separate"/>
@@ -3335,7 +3265,7 @@
             <w:fldChar w:fldCharType="begin"/>
           </w:r>
           <w:r>
-            <w:instrText xml:space="preserve"> PAGEREF _Toc11798 \h </w:instrText>
+            <w:instrText xml:space="preserve"> PAGEREF _Toc21534 \h </w:instrText>
           </w:r>
           <w:r>
             <w:fldChar w:fldCharType="separate"/>
@@ -3353,29 +3283,15 @@
         <w:p>
           <w:pPr>
             <w:pStyle w:val="18"/>
-            <w:keepNext w:val="0"/>
-            <w:keepLines w:val="0"/>
-            <w:pageBreakBefore w:val="0"/>
-            <w:widowControl w:val="0"/>
             <w:tabs>
               <w:tab w:val="right" w:leader="dot" w:pos="8306"/>
             </w:tabs>
-            <w:kinsoku w:val="0"/>
-            <w:wordWrap/>
-            <w:overflowPunct/>
-            <w:topLinePunct w:val="0"/>
-            <w:autoSpaceDE w:val="0"/>
-            <w:autoSpaceDN w:val="0"/>
-            <w:bidi w:val="0"/>
-            <w:adjustRightInd w:val="0"/>
-            <w:snapToGrid w:val="0"/>
-            <w:textAlignment w:val="baseline"/>
           </w:pPr>
           <w:r>
             <w:fldChar w:fldCharType="begin"/>
           </w:r>
           <w:r>
-            <w:instrText xml:space="preserve"> HYPERLINK \l _Toc504 </w:instrText>
+            <w:instrText xml:space="preserve"> HYPERLINK \l _Toc9806 </w:instrText>
           </w:r>
           <w:r>
             <w:fldChar w:fldCharType="separate"/>
@@ -3391,7 +3307,7 @@
               <w:rFonts w:hint="eastAsia"/>
               <w:lang w:val="en-US" w:eastAsia="zh-CN"/>
             </w:rPr>
-            <w:t>哈哈哈哈哈运维监控平台</w:t>
+            <w:t>运维监控平台</w:t>
           </w:r>
           <w:r>
             <w:t>应用情况</w:t>
@@ -3403,7 +3319,7 @@
             <w:fldChar w:fldCharType="begin"/>
           </w:r>
           <w:r>
-            <w:instrText xml:space="preserve"> PAGEREF _Toc504 \h </w:instrText>
+            <w:instrText xml:space="preserve"> PAGEREF _Toc9806 \h </w:instrText>
           </w:r>
           <w:r>
             <w:fldChar w:fldCharType="separate"/>
@@ -3421,29 +3337,15 @@
         <w:p>
           <w:pPr>
             <w:pStyle w:val="13"/>
-            <w:keepNext w:val="0"/>
-            <w:keepLines w:val="0"/>
-            <w:pageBreakBefore w:val="0"/>
-            <w:widowControl w:val="0"/>
             <w:tabs>
               <w:tab w:val="right" w:leader="dot" w:pos="8306"/>
             </w:tabs>
-            <w:kinsoku w:val="0"/>
-            <w:wordWrap/>
-            <w:overflowPunct/>
-            <w:topLinePunct w:val="0"/>
-            <w:autoSpaceDE w:val="0"/>
-            <w:autoSpaceDN w:val="0"/>
-            <w:bidi w:val="0"/>
-            <w:adjustRightInd w:val="0"/>
-            <w:snapToGrid w:val="0"/>
-            <w:textAlignment w:val="baseline"/>
           </w:pPr>
           <w:r>
             <w:fldChar w:fldCharType="begin"/>
           </w:r>
           <w:r>
-            <w:instrText xml:space="preserve"> HYPERLINK \l _Toc6192 </w:instrText>
+            <w:instrText xml:space="preserve"> HYPERLINK \l _Toc21540 </w:instrText>
           </w:r>
           <w:r>
             <w:fldChar w:fldCharType="separate"/>
@@ -3471,7 +3373,7 @@
             <w:fldChar w:fldCharType="begin"/>
           </w:r>
           <w:r>
-            <w:instrText xml:space="preserve"> PAGEREF _Toc6192 \h </w:instrText>
+            <w:instrText xml:space="preserve"> PAGEREF _Toc21540 \h </w:instrText>
           </w:r>
           <w:r>
             <w:fldChar w:fldCharType="separate"/>
@@ -3489,29 +3391,15 @@
         <w:p>
           <w:pPr>
             <w:pStyle w:val="13"/>
-            <w:keepNext w:val="0"/>
-            <w:keepLines w:val="0"/>
-            <w:pageBreakBefore w:val="0"/>
-            <w:widowControl w:val="0"/>
             <w:tabs>
               <w:tab w:val="right" w:leader="dot" w:pos="8306"/>
             </w:tabs>
-            <w:kinsoku w:val="0"/>
-            <w:wordWrap/>
-            <w:overflowPunct/>
-            <w:topLinePunct w:val="0"/>
-            <w:autoSpaceDE w:val="0"/>
-            <w:autoSpaceDN w:val="0"/>
-            <w:bidi w:val="0"/>
-            <w:adjustRightInd w:val="0"/>
-            <w:snapToGrid w:val="0"/>
-            <w:textAlignment w:val="baseline"/>
           </w:pPr>
           <w:r>
             <w:fldChar w:fldCharType="begin"/>
           </w:r>
           <w:r>
-            <w:instrText xml:space="preserve"> HYPERLINK \l _Toc31522 </w:instrText>
+            <w:instrText xml:space="preserve"> HYPERLINK \l _Toc1954 </w:instrText>
           </w:r>
           <w:r>
             <w:fldChar w:fldCharType="separate"/>
@@ -3532,7 +3420,7 @@
             <w:fldChar w:fldCharType="begin"/>
           </w:r>
           <w:r>
-            <w:instrText xml:space="preserve"> PAGEREF _Toc31522 \h </w:instrText>
+            <w:instrText xml:space="preserve"> PAGEREF _Toc1954 \h </w:instrText>
           </w:r>
           <w:r>
             <w:fldChar w:fldCharType="separate"/>
@@ -3550,29 +3438,15 @@
         <w:p>
           <w:pPr>
             <w:pStyle w:val="13"/>
-            <w:keepNext w:val="0"/>
-            <w:keepLines w:val="0"/>
-            <w:pageBreakBefore w:val="0"/>
-            <w:widowControl w:val="0"/>
             <w:tabs>
               <w:tab w:val="right" w:leader="dot" w:pos="8306"/>
             </w:tabs>
-            <w:kinsoku w:val="0"/>
-            <w:wordWrap/>
-            <w:overflowPunct/>
-            <w:topLinePunct w:val="0"/>
-            <w:autoSpaceDE w:val="0"/>
-            <w:autoSpaceDN w:val="0"/>
-            <w:bidi w:val="0"/>
-            <w:adjustRightInd w:val="0"/>
-            <w:snapToGrid w:val="0"/>
-            <w:textAlignment w:val="baseline"/>
           </w:pPr>
           <w:r>
             <w:fldChar w:fldCharType="begin"/>
           </w:r>
           <w:r>
-            <w:instrText xml:space="preserve"> HYPERLINK \l _Toc4080 </w:instrText>
+            <w:instrText xml:space="preserve"> HYPERLINK \l _Toc30613 </w:instrText>
           </w:r>
           <w:r>
             <w:fldChar w:fldCharType="separate"/>
@@ -3593,13 +3467,13 @@
             <w:fldChar w:fldCharType="begin"/>
           </w:r>
           <w:r>
-            <w:instrText xml:space="preserve"> PAGEREF _Toc4080 \h </w:instrText>
+            <w:instrText xml:space="preserve"> PAGEREF _Toc30613 \h </w:instrText>
           </w:r>
           <w:r>
             <w:fldChar w:fldCharType="separate"/>
           </w:r>
           <w:r>
-            <w:t>26</w:t>
+            <w:t>25</w:t>
           </w:r>
           <w:r>
             <w:fldChar w:fldCharType="end"/>
@@ -3611,29 +3485,15 @@
         <w:p>
           <w:pPr>
             <w:pStyle w:val="16"/>
-            <w:keepNext w:val="0"/>
-            <w:keepLines w:val="0"/>
-            <w:pageBreakBefore w:val="0"/>
-            <w:widowControl w:val="0"/>
             <w:tabs>
               <w:tab w:val="right" w:leader="dot" w:pos="8306"/>
             </w:tabs>
-            <w:kinsoku w:val="0"/>
-            <w:wordWrap/>
-            <w:overflowPunct/>
-            <w:topLinePunct w:val="0"/>
-            <w:autoSpaceDE w:val="0"/>
-            <w:autoSpaceDN w:val="0"/>
-            <w:bidi w:val="0"/>
-            <w:adjustRightInd w:val="0"/>
-            <w:snapToGrid w:val="0"/>
-            <w:textAlignment w:val="baseline"/>
           </w:pPr>
           <w:r>
             <w:fldChar w:fldCharType="begin"/>
           </w:r>
           <w:r>
-            <w:instrText xml:space="preserve"> HYPERLINK \l _Toc19782 </w:instrText>
+            <w:instrText xml:space="preserve"> HYPERLINK \l _Toc1066 </w:instrText>
           </w:r>
           <w:r>
             <w:fldChar w:fldCharType="separate"/>
@@ -3654,13 +3514,13 @@
             <w:fldChar w:fldCharType="begin"/>
           </w:r>
           <w:r>
-            <w:instrText xml:space="preserve"> PAGEREF _Toc19782 \h </w:instrText>
+            <w:instrText xml:space="preserve"> PAGEREF _Toc1066 \h </w:instrText>
           </w:r>
           <w:r>
             <w:fldChar w:fldCharType="separate"/>
           </w:r>
           <w:r>
-            <w:t>26</w:t>
+            <w:t>25</w:t>
           </w:r>
           <w:r>
             <w:fldChar w:fldCharType="end"/>
@@ -3672,29 +3532,15 @@
         <w:p>
           <w:pPr>
             <w:pStyle w:val="18"/>
-            <w:keepNext w:val="0"/>
-            <w:keepLines w:val="0"/>
-            <w:pageBreakBefore w:val="0"/>
-            <w:widowControl w:val="0"/>
             <w:tabs>
               <w:tab w:val="right" w:leader="dot" w:pos="8306"/>
             </w:tabs>
-            <w:kinsoku w:val="0"/>
-            <w:wordWrap/>
-            <w:overflowPunct/>
-            <w:topLinePunct w:val="0"/>
-            <w:autoSpaceDE w:val="0"/>
-            <w:autoSpaceDN w:val="0"/>
-            <w:bidi w:val="0"/>
-            <w:adjustRightInd w:val="0"/>
-            <w:snapToGrid w:val="0"/>
-            <w:textAlignment w:val="baseline"/>
           </w:pPr>
           <w:r>
             <w:fldChar w:fldCharType="begin"/>
           </w:r>
           <w:r>
-            <w:instrText xml:space="preserve"> HYPERLINK \l _Toc17398 </w:instrText>
+            <w:instrText xml:space="preserve"> HYPERLINK \l _Toc5646 </w:instrText>
           </w:r>
           <w:r>
             <w:fldChar w:fldCharType="separate"/>
@@ -3715,13 +3561,13 @@
             <w:fldChar w:fldCharType="begin"/>
           </w:r>
           <w:r>
-            <w:instrText xml:space="preserve"> PAGEREF _Toc17398 \h </w:instrText>
+            <w:instrText xml:space="preserve"> PAGEREF _Toc5646 \h </w:instrText>
           </w:r>
           <w:r>
             <w:fldChar w:fldCharType="separate"/>
           </w:r>
           <w:r>
-            <w:t>26</w:t>
+            <w:t>25</w:t>
           </w:r>
           <w:r>
             <w:fldChar w:fldCharType="end"/>
@@ -3733,29 +3579,15 @@
         <w:p>
           <w:pPr>
             <w:pStyle w:val="18"/>
-            <w:keepNext w:val="0"/>
-            <w:keepLines w:val="0"/>
-            <w:pageBreakBefore w:val="0"/>
-            <w:widowControl w:val="0"/>
             <w:tabs>
               <w:tab w:val="right" w:leader="dot" w:pos="8306"/>
             </w:tabs>
-            <w:kinsoku w:val="0"/>
-            <w:wordWrap/>
-            <w:overflowPunct/>
-            <w:topLinePunct w:val="0"/>
-            <w:autoSpaceDE w:val="0"/>
-            <w:autoSpaceDN w:val="0"/>
-            <w:bidi w:val="0"/>
-            <w:adjustRightInd w:val="0"/>
-            <w:snapToGrid w:val="0"/>
-            <w:textAlignment w:val="baseline"/>
           </w:pPr>
           <w:r>
             <w:fldChar w:fldCharType="begin"/>
           </w:r>
           <w:r>
-            <w:instrText xml:space="preserve"> HYPERLINK \l _Toc11778 </w:instrText>
+            <w:instrText xml:space="preserve"> HYPERLINK \l _Toc4774 </w:instrText>
           </w:r>
           <w:r>
             <w:fldChar w:fldCharType="separate"/>
@@ -3776,13 +3608,13 @@
             <w:fldChar w:fldCharType="begin"/>
           </w:r>
           <w:r>
-            <w:instrText xml:space="preserve"> PAGEREF _Toc11778 \h </w:instrText>
+            <w:instrText xml:space="preserve"> PAGEREF _Toc4774 \h </w:instrText>
           </w:r>
           <w:r>
             <w:fldChar w:fldCharType="separate"/>
           </w:r>
           <w:r>
-            <w:t>26</w:t>
+            <w:t>25</w:t>
           </w:r>
           <w:r>
             <w:fldChar w:fldCharType="end"/>
@@ -3794,29 +3626,15 @@
         <w:p>
           <w:pPr>
             <w:pStyle w:val="18"/>
-            <w:keepNext w:val="0"/>
-            <w:keepLines w:val="0"/>
-            <w:pageBreakBefore w:val="0"/>
-            <w:widowControl w:val="0"/>
             <w:tabs>
               <w:tab w:val="right" w:leader="dot" w:pos="8306"/>
             </w:tabs>
-            <w:kinsoku w:val="0"/>
-            <w:wordWrap/>
-            <w:overflowPunct/>
-            <w:topLinePunct w:val="0"/>
-            <w:autoSpaceDE w:val="0"/>
-            <w:autoSpaceDN w:val="0"/>
-            <w:bidi w:val="0"/>
-            <w:adjustRightInd w:val="0"/>
-            <w:snapToGrid w:val="0"/>
-            <w:textAlignment w:val="baseline"/>
           </w:pPr>
           <w:r>
             <w:fldChar w:fldCharType="begin"/>
           </w:r>
           <w:r>
-            <w:instrText xml:space="preserve"> HYPERLINK \l _Toc14068 </w:instrText>
+            <w:instrText xml:space="preserve"> HYPERLINK \l _Toc14984 </w:instrText>
           </w:r>
           <w:r>
             <w:fldChar w:fldCharType="separate"/>
@@ -3842,13 +3660,13 @@
             <w:fldChar w:fldCharType="begin"/>
           </w:r>
           <w:r>
-            <w:instrText xml:space="preserve"> PAGEREF _Toc14068 \h </w:instrText>
+            <w:instrText xml:space="preserve"> PAGEREF _Toc14984 \h </w:instrText>
           </w:r>
           <w:r>
             <w:fldChar w:fldCharType="separate"/>
           </w:r>
           <w:r>
-            <w:t>27</w:t>
+            <w:t>26</w:t>
           </w:r>
           <w:r>
             <w:fldChar w:fldCharType="end"/>
@@ -3860,29 +3678,15 @@
         <w:p>
           <w:pPr>
             <w:pStyle w:val="18"/>
-            <w:keepNext w:val="0"/>
-            <w:keepLines w:val="0"/>
-            <w:pageBreakBefore w:val="0"/>
-            <w:widowControl w:val="0"/>
             <w:tabs>
               <w:tab w:val="right" w:leader="dot" w:pos="8306"/>
             </w:tabs>
-            <w:kinsoku w:val="0"/>
-            <w:wordWrap/>
-            <w:overflowPunct/>
-            <w:topLinePunct w:val="0"/>
-            <w:autoSpaceDE w:val="0"/>
-            <w:autoSpaceDN w:val="0"/>
-            <w:bidi w:val="0"/>
-            <w:adjustRightInd w:val="0"/>
-            <w:snapToGrid w:val="0"/>
-            <w:textAlignment w:val="baseline"/>
           </w:pPr>
           <w:r>
             <w:fldChar w:fldCharType="begin"/>
           </w:r>
           <w:r>
-            <w:instrText xml:space="preserve"> HYPERLINK \l _Toc29322 </w:instrText>
+            <w:instrText xml:space="preserve"> HYPERLINK \l _Toc3223 </w:instrText>
           </w:r>
           <w:r>
             <w:fldChar w:fldCharType="separate"/>
@@ -3903,13 +3707,13 @@
             <w:fldChar w:fldCharType="begin"/>
           </w:r>
           <w:r>
-            <w:instrText xml:space="preserve"> PAGEREF _Toc29322 \h </w:instrText>
+            <w:instrText xml:space="preserve"> PAGEREF _Toc3223 \h </w:instrText>
           </w:r>
           <w:r>
             <w:fldChar w:fldCharType="separate"/>
           </w:r>
           <w:r>
-            <w:t>27</w:t>
+            <w:t>26</w:t>
           </w:r>
           <w:r>
             <w:fldChar w:fldCharType="end"/>
@@ -3921,29 +3725,15 @@
         <w:p>
           <w:pPr>
             <w:pStyle w:val="16"/>
-            <w:keepNext w:val="0"/>
-            <w:keepLines w:val="0"/>
-            <w:pageBreakBefore w:val="0"/>
-            <w:widowControl w:val="0"/>
             <w:tabs>
               <w:tab w:val="right" w:leader="dot" w:pos="8306"/>
             </w:tabs>
-            <w:kinsoku w:val="0"/>
-            <w:wordWrap/>
-            <w:overflowPunct/>
-            <w:topLinePunct w:val="0"/>
-            <w:autoSpaceDE w:val="0"/>
-            <w:autoSpaceDN w:val="0"/>
-            <w:bidi w:val="0"/>
-            <w:adjustRightInd w:val="0"/>
-            <w:snapToGrid w:val="0"/>
-            <w:textAlignment w:val="baseline"/>
           </w:pPr>
           <w:r>
             <w:fldChar w:fldCharType="begin"/>
           </w:r>
           <w:r>
-            <w:instrText xml:space="preserve"> HYPERLINK \l _Toc31095 </w:instrText>
+            <w:instrText xml:space="preserve"> HYPERLINK \l _Toc4410 </w:instrText>
           </w:r>
           <w:r>
             <w:fldChar w:fldCharType="separate"/>
@@ -3964,13 +3754,13 @@
             <w:fldChar w:fldCharType="begin"/>
           </w:r>
           <w:r>
-            <w:instrText xml:space="preserve"> PAGEREF _Toc31095 \h </w:instrText>
+            <w:instrText xml:space="preserve"> PAGEREF _Toc4410 \h </w:instrText>
           </w:r>
           <w:r>
             <w:fldChar w:fldCharType="separate"/>
           </w:r>
           <w:r>
-            <w:t>27</w:t>
+            <w:t>26</w:t>
           </w:r>
           <w:r>
             <w:fldChar w:fldCharType="end"/>
@@ -3982,29 +3772,15 @@
         <w:p>
           <w:pPr>
             <w:pStyle w:val="18"/>
-            <w:keepNext w:val="0"/>
-            <w:keepLines w:val="0"/>
-            <w:pageBreakBefore w:val="0"/>
-            <w:widowControl w:val="0"/>
             <w:tabs>
               <w:tab w:val="right" w:leader="dot" w:pos="8306"/>
             </w:tabs>
-            <w:kinsoku w:val="0"/>
-            <w:wordWrap/>
-            <w:overflowPunct/>
-            <w:topLinePunct w:val="0"/>
-            <w:autoSpaceDE w:val="0"/>
-            <w:autoSpaceDN w:val="0"/>
-            <w:bidi w:val="0"/>
-            <w:adjustRightInd w:val="0"/>
-            <w:snapToGrid w:val="0"/>
-            <w:textAlignment w:val="baseline"/>
           </w:pPr>
           <w:r>
             <w:fldChar w:fldCharType="begin"/>
           </w:r>
           <w:r>
-            <w:instrText xml:space="preserve"> HYPERLINK \l _Toc16592 </w:instrText>
+            <w:instrText xml:space="preserve"> HYPERLINK \l _Toc19215 </w:instrText>
           </w:r>
           <w:r>
             <w:fldChar w:fldCharType="separate"/>
@@ -4025,13 +3801,13 @@
             <w:fldChar w:fldCharType="begin"/>
           </w:r>
           <w:r>
-            <w:instrText xml:space="preserve"> PAGEREF _Toc16592 \h </w:instrText>
+            <w:instrText xml:space="preserve"> PAGEREF _Toc19215 \h </w:instrText>
           </w:r>
           <w:r>
             <w:fldChar w:fldCharType="separate"/>
           </w:r>
           <w:r>
-            <w:t>27</w:t>
+            <w:t>26</w:t>
           </w:r>
           <w:r>
             <w:fldChar w:fldCharType="end"/>
@@ -4043,29 +3819,15 @@
         <w:p>
           <w:pPr>
             <w:pStyle w:val="18"/>
-            <w:keepNext w:val="0"/>
-            <w:keepLines w:val="0"/>
-            <w:pageBreakBefore w:val="0"/>
-            <w:widowControl w:val="0"/>
             <w:tabs>
               <w:tab w:val="right" w:leader="dot" w:pos="8306"/>
             </w:tabs>
-            <w:kinsoku w:val="0"/>
-            <w:wordWrap/>
-            <w:overflowPunct/>
-            <w:topLinePunct w:val="0"/>
-            <w:autoSpaceDE w:val="0"/>
-            <w:autoSpaceDN w:val="0"/>
-            <w:bidi w:val="0"/>
-            <w:adjustRightInd w:val="0"/>
-            <w:snapToGrid w:val="0"/>
-            <w:textAlignment w:val="baseline"/>
           </w:pPr>
           <w:r>
             <w:fldChar w:fldCharType="begin"/>
           </w:r>
           <w:r>
-            <w:instrText xml:space="preserve"> HYPERLINK \l _Toc31449 </w:instrText>
+            <w:instrText xml:space="preserve"> HYPERLINK \l _Toc24002 </w:instrText>
           </w:r>
           <w:r>
             <w:fldChar w:fldCharType="separate"/>
@@ -4086,13 +3848,13 @@
             <w:fldChar w:fldCharType="begin"/>
           </w:r>
           <w:r>
-            <w:instrText xml:space="preserve"> PAGEREF _Toc31449 \h </w:instrText>
+            <w:instrText xml:space="preserve"> PAGEREF _Toc24002 \h </w:instrText>
           </w:r>
           <w:r>
             <w:fldChar w:fldCharType="separate"/>
           </w:r>
           <w:r>
-            <w:t>28</w:t>
+            <w:t>26</w:t>
           </w:r>
           <w:r>
             <w:fldChar w:fldCharType="end"/>
@@ -4104,29 +3866,15 @@
         <w:p>
           <w:pPr>
             <w:pStyle w:val="18"/>
-            <w:keepNext w:val="0"/>
-            <w:keepLines w:val="0"/>
-            <w:pageBreakBefore w:val="0"/>
-            <w:widowControl w:val="0"/>
             <w:tabs>
               <w:tab w:val="right" w:leader="dot" w:pos="8306"/>
             </w:tabs>
-            <w:kinsoku w:val="0"/>
-            <w:wordWrap/>
-            <w:overflowPunct/>
-            <w:topLinePunct w:val="0"/>
-            <w:autoSpaceDE w:val="0"/>
-            <w:autoSpaceDN w:val="0"/>
-            <w:bidi w:val="0"/>
-            <w:adjustRightInd w:val="0"/>
-            <w:snapToGrid w:val="0"/>
-            <w:textAlignment w:val="baseline"/>
           </w:pPr>
           <w:r>
             <w:fldChar w:fldCharType="begin"/>
           </w:r>
           <w:r>
-            <w:instrText xml:space="preserve"> HYPERLINK \l _Toc28463 </w:instrText>
+            <w:instrText xml:space="preserve"> HYPERLINK \l _Toc24257 </w:instrText>
           </w:r>
           <w:r>
             <w:fldChar w:fldCharType="separate"/>
@@ -4147,13 +3895,13 @@
             <w:fldChar w:fldCharType="begin"/>
           </w:r>
           <w:r>
-            <w:instrText xml:space="preserve"> PAGEREF _Toc28463 \h </w:instrText>
+            <w:instrText xml:space="preserve"> PAGEREF _Toc24257 \h </w:instrText>
           </w:r>
           <w:r>
             <w:fldChar w:fldCharType="separate"/>
           </w:r>
           <w:r>
-            <w:t>28</w:t>
+            <w:t>27</w:t>
           </w:r>
           <w:r>
             <w:fldChar w:fldCharType="end"/>
@@ -4165,29 +3913,15 @@
         <w:p>
           <w:pPr>
             <w:pStyle w:val="18"/>
-            <w:keepNext w:val="0"/>
-            <w:keepLines w:val="0"/>
-            <w:pageBreakBefore w:val="0"/>
-            <w:widowControl w:val="0"/>
             <w:tabs>
               <w:tab w:val="right" w:leader="dot" w:pos="8306"/>
             </w:tabs>
-            <w:kinsoku w:val="0"/>
-            <w:wordWrap/>
-            <w:overflowPunct/>
-            <w:topLinePunct w:val="0"/>
-            <w:autoSpaceDE w:val="0"/>
-            <w:autoSpaceDN w:val="0"/>
-            <w:bidi w:val="0"/>
-            <w:adjustRightInd w:val="0"/>
-            <w:snapToGrid w:val="0"/>
-            <w:textAlignment w:val="baseline"/>
           </w:pPr>
           <w:r>
             <w:fldChar w:fldCharType="begin"/>
           </w:r>
           <w:r>
-            <w:instrText xml:space="preserve"> HYPERLINK \l _Toc29385 </w:instrText>
+            <w:instrText xml:space="preserve"> HYPERLINK \l _Toc877 </w:instrText>
           </w:r>
           <w:r>
             <w:fldChar w:fldCharType="separate"/>
@@ -4208,13 +3942,13 @@
             <w:fldChar w:fldCharType="begin"/>
           </w:r>
           <w:r>
-            <w:instrText xml:space="preserve"> PAGEREF _Toc29385 \h </w:instrText>
+            <w:instrText xml:space="preserve"> PAGEREF _Toc877 \h </w:instrText>
           </w:r>
           <w:r>
             <w:fldChar w:fldCharType="separate"/>
           </w:r>
           <w:r>
-            <w:t>28</w:t>
+            <w:t>27</w:t>
           </w:r>
           <w:r>
             <w:fldChar w:fldCharType="end"/>
@@ -4226,29 +3960,15 @@
         <w:p>
           <w:pPr>
             <w:pStyle w:val="16"/>
-            <w:keepNext w:val="0"/>
-            <w:keepLines w:val="0"/>
-            <w:pageBreakBefore w:val="0"/>
-            <w:widowControl w:val="0"/>
             <w:tabs>
               <w:tab w:val="right" w:leader="dot" w:pos="8306"/>
             </w:tabs>
-            <w:kinsoku w:val="0"/>
-            <w:wordWrap/>
-            <w:overflowPunct/>
-            <w:topLinePunct w:val="0"/>
-            <w:autoSpaceDE w:val="0"/>
-            <w:autoSpaceDN w:val="0"/>
-            <w:bidi w:val="0"/>
-            <w:adjustRightInd w:val="0"/>
-            <w:snapToGrid w:val="0"/>
-            <w:textAlignment w:val="baseline"/>
           </w:pPr>
           <w:r>
             <w:fldChar w:fldCharType="begin"/>
           </w:r>
           <w:r>
-            <w:instrText xml:space="preserve"> HYPERLINK \l _Toc11862 </w:instrText>
+            <w:instrText xml:space="preserve"> HYPERLINK \l _Toc26018 </w:instrText>
           </w:r>
           <w:r>
             <w:fldChar w:fldCharType="separate"/>
@@ -4276,13 +3996,13 @@
             <w:fldChar w:fldCharType="begin"/>
           </w:r>
           <w:r>
-            <w:instrText xml:space="preserve"> PAGEREF _Toc11862 \h </w:instrText>
+            <w:instrText xml:space="preserve"> PAGEREF _Toc26018 \h </w:instrText>
           </w:r>
           <w:r>
             <w:fldChar w:fldCharType="separate"/>
           </w:r>
           <w:r>
-            <w:t>28</w:t>
+            <w:t>27</w:t>
           </w:r>
           <w:r>
             <w:fldChar w:fldCharType="end"/>
@@ -4294,29 +4014,15 @@
         <w:p>
           <w:pPr>
             <w:pStyle w:val="18"/>
-            <w:keepNext w:val="0"/>
-            <w:keepLines w:val="0"/>
-            <w:pageBreakBefore w:val="0"/>
-            <w:widowControl w:val="0"/>
             <w:tabs>
               <w:tab w:val="right" w:leader="dot" w:pos="8306"/>
             </w:tabs>
-            <w:kinsoku w:val="0"/>
-            <w:wordWrap/>
-            <w:overflowPunct/>
-            <w:topLinePunct w:val="0"/>
-            <w:autoSpaceDE w:val="0"/>
-            <w:autoSpaceDN w:val="0"/>
-            <w:bidi w:val="0"/>
-            <w:adjustRightInd w:val="0"/>
-            <w:snapToGrid w:val="0"/>
-            <w:textAlignment w:val="baseline"/>
           </w:pPr>
           <w:r>
             <w:fldChar w:fldCharType="begin"/>
           </w:r>
           <w:r>
-            <w:instrText xml:space="preserve"> HYPERLINK \l _Toc12304 </w:instrText>
+            <w:instrText xml:space="preserve"> HYPERLINK \l _Toc14539 </w:instrText>
           </w:r>
           <w:r>
             <w:fldChar w:fldCharType="separate"/>
@@ -4344,13 +4050,13 @@
             <w:fldChar w:fldCharType="begin"/>
           </w:r>
           <w:r>
-            <w:instrText xml:space="preserve"> PAGEREF _Toc12304 \h </w:instrText>
+            <w:instrText xml:space="preserve"> PAGEREF _Toc14539 \h </w:instrText>
           </w:r>
           <w:r>
             <w:fldChar w:fldCharType="separate"/>
           </w:r>
           <w:r>
-            <w:t>28</w:t>
+            <w:t>27</w:t>
           </w:r>
           <w:r>
             <w:fldChar w:fldCharType="end"/>
@@ -4362,29 +4068,15 @@
         <w:p>
           <w:pPr>
             <w:pStyle w:val="18"/>
-            <w:keepNext w:val="0"/>
-            <w:keepLines w:val="0"/>
-            <w:pageBreakBefore w:val="0"/>
-            <w:widowControl w:val="0"/>
             <w:tabs>
               <w:tab w:val="right" w:leader="dot" w:pos="8306"/>
             </w:tabs>
-            <w:kinsoku w:val="0"/>
-            <w:wordWrap/>
-            <w:overflowPunct/>
-            <w:topLinePunct w:val="0"/>
-            <w:autoSpaceDE w:val="0"/>
-            <w:autoSpaceDN w:val="0"/>
-            <w:bidi w:val="0"/>
-            <w:adjustRightInd w:val="0"/>
-            <w:snapToGrid w:val="0"/>
-            <w:textAlignment w:val="baseline"/>
           </w:pPr>
           <w:r>
             <w:fldChar w:fldCharType="begin"/>
           </w:r>
           <w:r>
-            <w:instrText xml:space="preserve"> HYPERLINK \l _Toc14198 </w:instrText>
+            <w:instrText xml:space="preserve"> HYPERLINK \l _Toc21158 </w:instrText>
           </w:r>
           <w:r>
             <w:fldChar w:fldCharType="separate"/>
@@ -4405,13 +4097,13 @@
             <w:fldChar w:fldCharType="begin"/>
           </w:r>
           <w:r>
-            <w:instrText xml:space="preserve"> PAGEREF _Toc14198 \h </w:instrText>
+            <w:instrText xml:space="preserve"> PAGEREF _Toc21158 \h </w:instrText>
           </w:r>
           <w:r>
             <w:fldChar w:fldCharType="separate"/>
           </w:r>
           <w:r>
-            <w:t>29</w:t>
+            <w:t>27</w:t>
           </w:r>
           <w:r>
             <w:fldChar w:fldCharType="end"/>
@@ -4423,29 +4115,15 @@
         <w:p>
           <w:pPr>
             <w:pStyle w:val="18"/>
-            <w:keepNext w:val="0"/>
-            <w:keepLines w:val="0"/>
-            <w:pageBreakBefore w:val="0"/>
-            <w:widowControl w:val="0"/>
             <w:tabs>
               <w:tab w:val="right" w:leader="dot" w:pos="8306"/>
             </w:tabs>
-            <w:kinsoku w:val="0"/>
-            <w:wordWrap/>
-            <w:overflowPunct/>
-            <w:topLinePunct w:val="0"/>
-            <w:autoSpaceDE w:val="0"/>
-            <w:autoSpaceDN w:val="0"/>
-            <w:bidi w:val="0"/>
-            <w:adjustRightInd w:val="0"/>
-            <w:snapToGrid w:val="0"/>
-            <w:textAlignment w:val="baseline"/>
           </w:pPr>
           <w:r>
             <w:fldChar w:fldCharType="begin"/>
           </w:r>
           <w:r>
-            <w:instrText xml:space="preserve"> HYPERLINK \l _Toc15990 </w:instrText>
+            <w:instrText xml:space="preserve"> HYPERLINK \l _Toc2303 </w:instrText>
           </w:r>
           <w:r>
             <w:fldChar w:fldCharType="separate"/>
@@ -4466,13 +4144,13 @@
             <w:fldChar w:fldCharType="begin"/>
           </w:r>
           <w:r>
-            <w:instrText xml:space="preserve"> PAGEREF _Toc15990 \h </w:instrText>
+            <w:instrText xml:space="preserve"> PAGEREF _Toc2303 \h </w:instrText>
           </w:r>
           <w:r>
             <w:fldChar w:fldCharType="separate"/>
           </w:r>
           <w:r>
-            <w:t>29</w:t>
+            <w:t>28</w:t>
           </w:r>
           <w:r>
             <w:fldChar w:fldCharType="end"/>
@@ -4484,29 +4162,15 @@
         <w:p>
           <w:pPr>
             <w:pStyle w:val="18"/>
-            <w:keepNext w:val="0"/>
-            <w:keepLines w:val="0"/>
-            <w:pageBreakBefore w:val="0"/>
-            <w:widowControl w:val="0"/>
             <w:tabs>
               <w:tab w:val="right" w:leader="dot" w:pos="8306"/>
             </w:tabs>
-            <w:kinsoku w:val="0"/>
-            <w:wordWrap/>
-            <w:overflowPunct/>
-            <w:topLinePunct w:val="0"/>
-            <w:autoSpaceDE w:val="0"/>
-            <w:autoSpaceDN w:val="0"/>
-            <w:bidi w:val="0"/>
-            <w:adjustRightInd w:val="0"/>
-            <w:snapToGrid w:val="0"/>
-            <w:textAlignment w:val="baseline"/>
           </w:pPr>
           <w:r>
             <w:fldChar w:fldCharType="begin"/>
           </w:r>
           <w:r>
-            <w:instrText xml:space="preserve"> HYPERLINK \l _Toc18699 </w:instrText>
+            <w:instrText xml:space="preserve"> HYPERLINK \l _Toc24673 </w:instrText>
           </w:r>
           <w:r>
             <w:fldChar w:fldCharType="separate"/>
@@ -4527,13 +4191,13 @@
             <w:fldChar w:fldCharType="begin"/>
           </w:r>
           <w:r>
-            <w:instrText xml:space="preserve"> PAGEREF _Toc18699 \h </w:instrText>
+            <w:instrText xml:space="preserve"> PAGEREF _Toc24673 \h </w:instrText>
           </w:r>
           <w:r>
             <w:fldChar w:fldCharType="separate"/>
           </w:r>
           <w:r>
-            <w:t>29</w:t>
+            <w:t>28</w:t>
           </w:r>
           <w:r>
             <w:fldChar w:fldCharType="end"/>
@@ -4545,29 +4209,15 @@
         <w:p>
           <w:pPr>
             <w:pStyle w:val="16"/>
-            <w:keepNext w:val="0"/>
-            <w:keepLines w:val="0"/>
-            <w:pageBreakBefore w:val="0"/>
-            <w:widowControl w:val="0"/>
             <w:tabs>
               <w:tab w:val="right" w:leader="dot" w:pos="8306"/>
             </w:tabs>
-            <w:kinsoku w:val="0"/>
-            <w:wordWrap/>
-            <w:overflowPunct/>
-            <w:topLinePunct w:val="0"/>
-            <w:autoSpaceDE w:val="0"/>
-            <w:autoSpaceDN w:val="0"/>
-            <w:bidi w:val="0"/>
-            <w:adjustRightInd w:val="0"/>
-            <w:snapToGrid w:val="0"/>
-            <w:textAlignment w:val="baseline"/>
           </w:pPr>
           <w:r>
             <w:fldChar w:fldCharType="begin"/>
           </w:r>
           <w:r>
-            <w:instrText xml:space="preserve"> HYPERLINK \l _Toc9473 </w:instrText>
+            <w:instrText xml:space="preserve"> HYPERLINK \l _Toc6247 </w:instrText>
           </w:r>
           <w:r>
             <w:fldChar w:fldCharType="separate"/>
@@ -4593,13 +4243,13 @@
             <w:fldChar w:fldCharType="begin"/>
           </w:r>
           <w:r>
-            <w:instrText xml:space="preserve"> PAGEREF _Toc9473 \h </w:instrText>
+            <w:instrText xml:space="preserve"> PAGEREF _Toc6247 \h </w:instrText>
           </w:r>
           <w:r>
             <w:fldChar w:fldCharType="separate"/>
           </w:r>
           <w:r>
-            <w:t>30</w:t>
+            <w:t>28</w:t>
           </w:r>
           <w:r>
             <w:fldChar w:fldCharType="end"/>
@@ -4611,29 +4261,15 @@
         <w:p>
           <w:pPr>
             <w:pStyle w:val="18"/>
-            <w:keepNext w:val="0"/>
-            <w:keepLines w:val="0"/>
-            <w:pageBreakBefore w:val="0"/>
-            <w:widowControl w:val="0"/>
             <w:tabs>
               <w:tab w:val="right" w:leader="dot" w:pos="8306"/>
             </w:tabs>
-            <w:kinsoku w:val="0"/>
-            <w:wordWrap/>
-            <w:overflowPunct/>
-            <w:topLinePunct w:val="0"/>
-            <w:autoSpaceDE w:val="0"/>
-            <w:autoSpaceDN w:val="0"/>
-            <w:bidi w:val="0"/>
-            <w:adjustRightInd w:val="0"/>
-            <w:snapToGrid w:val="0"/>
-            <w:textAlignment w:val="baseline"/>
           </w:pPr>
           <w:r>
             <w:fldChar w:fldCharType="begin"/>
           </w:r>
           <w:r>
-            <w:instrText xml:space="preserve"> HYPERLINK \l _Toc20145 </w:instrText>
+            <w:instrText xml:space="preserve"> HYPERLINK \l _Toc28038 </w:instrText>
           </w:r>
           <w:r>
             <w:fldChar w:fldCharType="separate"/>
@@ -4652,13 +4288,13 @@
             <w:fldChar w:fldCharType="begin"/>
           </w:r>
           <w:r>
-            <w:instrText xml:space="preserve"> PAGEREF _Toc20145 \h </w:instrText>
+            <w:instrText xml:space="preserve"> PAGEREF _Toc28038 \h </w:instrText>
           </w:r>
           <w:r>
             <w:fldChar w:fldCharType="separate"/>
           </w:r>
           <w:r>
-            <w:t>30</w:t>
+            <w:t>29</w:t>
           </w:r>
           <w:r>
             <w:fldChar w:fldCharType="end"/>
@@ -4670,29 +4306,15 @@
         <w:p>
           <w:pPr>
             <w:pStyle w:val="18"/>
-            <w:keepNext w:val="0"/>
-            <w:keepLines w:val="0"/>
-            <w:pageBreakBefore w:val="0"/>
-            <w:widowControl w:val="0"/>
             <w:tabs>
               <w:tab w:val="right" w:leader="dot" w:pos="8306"/>
             </w:tabs>
-            <w:kinsoku w:val="0"/>
-            <w:wordWrap/>
-            <w:overflowPunct/>
-            <w:topLinePunct w:val="0"/>
-            <w:autoSpaceDE w:val="0"/>
-            <w:autoSpaceDN w:val="0"/>
-            <w:bidi w:val="0"/>
-            <w:adjustRightInd w:val="0"/>
-            <w:snapToGrid w:val="0"/>
-            <w:textAlignment w:val="baseline"/>
           </w:pPr>
           <w:r>
             <w:fldChar w:fldCharType="begin"/>
           </w:r>
           <w:r>
-            <w:instrText xml:space="preserve"> HYPERLINK \l _Toc18138 </w:instrText>
+            <w:instrText xml:space="preserve"> HYPERLINK \l _Toc3973 </w:instrText>
           </w:r>
           <w:r>
             <w:fldChar w:fldCharType="separate"/>
@@ -4711,13 +4333,13 @@
             <w:fldChar w:fldCharType="begin"/>
           </w:r>
           <w:r>
-            <w:instrText xml:space="preserve"> PAGEREF _Toc18138 \h </w:instrText>
+            <w:instrText xml:space="preserve"> PAGEREF _Toc3973 \h </w:instrText>
           </w:r>
           <w:r>
             <w:fldChar w:fldCharType="separate"/>
           </w:r>
           <w:r>
-            <w:t>30</w:t>
+            <w:t>29</w:t>
           </w:r>
           <w:r>
             <w:fldChar w:fldCharType="end"/>
@@ -4729,29 +4351,15 @@
         <w:p>
           <w:pPr>
             <w:pStyle w:val="18"/>
-            <w:keepNext w:val="0"/>
-            <w:keepLines w:val="0"/>
-            <w:pageBreakBefore w:val="0"/>
-            <w:widowControl w:val="0"/>
             <w:tabs>
               <w:tab w:val="right" w:leader="dot" w:pos="8306"/>
             </w:tabs>
-            <w:kinsoku w:val="0"/>
-            <w:wordWrap/>
-            <w:overflowPunct/>
-            <w:topLinePunct w:val="0"/>
-            <w:autoSpaceDE w:val="0"/>
-            <w:autoSpaceDN w:val="0"/>
-            <w:bidi w:val="0"/>
-            <w:adjustRightInd w:val="0"/>
-            <w:snapToGrid w:val="0"/>
-            <w:textAlignment w:val="baseline"/>
           </w:pPr>
           <w:r>
             <w:fldChar w:fldCharType="begin"/>
           </w:r>
           <w:r>
-            <w:instrText xml:space="preserve"> HYPERLINK \l _Toc13542 </w:instrText>
+            <w:instrText xml:space="preserve"> HYPERLINK \l _Toc15012 </w:instrText>
           </w:r>
           <w:r>
             <w:fldChar w:fldCharType="separate"/>
@@ -4770,13 +4378,13 @@
             <w:fldChar w:fldCharType="begin"/>
           </w:r>
           <w:r>
-            <w:instrText xml:space="preserve"> PAGEREF _Toc13542 \h </w:instrText>
+            <w:instrText xml:space="preserve"> PAGEREF _Toc15012 \h </w:instrText>
           </w:r>
           <w:r>
             <w:fldChar w:fldCharType="separate"/>
           </w:r>
           <w:r>
-            <w:t>30</w:t>
+            <w:t>29</w:t>
           </w:r>
           <w:r>
             <w:fldChar w:fldCharType="end"/>
@@ -4788,29 +4396,15 @@
         <w:p>
           <w:pPr>
             <w:pStyle w:val="18"/>
-            <w:keepNext w:val="0"/>
-            <w:keepLines w:val="0"/>
-            <w:pageBreakBefore w:val="0"/>
-            <w:widowControl w:val="0"/>
             <w:tabs>
               <w:tab w:val="right" w:leader="dot" w:pos="8306"/>
             </w:tabs>
-            <w:kinsoku w:val="0"/>
-            <w:wordWrap/>
-            <w:overflowPunct/>
-            <w:topLinePunct w:val="0"/>
-            <w:autoSpaceDE w:val="0"/>
-            <w:autoSpaceDN w:val="0"/>
-            <w:bidi w:val="0"/>
-            <w:adjustRightInd w:val="0"/>
-            <w:snapToGrid w:val="0"/>
-            <w:textAlignment w:val="baseline"/>
           </w:pPr>
           <w:r>
             <w:fldChar w:fldCharType="begin"/>
           </w:r>
           <w:r>
-            <w:instrText xml:space="preserve"> HYPERLINK \l _Toc1176 </w:instrText>
+            <w:instrText xml:space="preserve"> HYPERLINK \l _Toc26208 </w:instrText>
           </w:r>
           <w:r>
             <w:fldChar w:fldCharType="separate"/>
@@ -4829,13 +4423,13 @@
             <w:fldChar w:fldCharType="begin"/>
           </w:r>
           <w:r>
-            <w:instrText xml:space="preserve"> PAGEREF _Toc1176 \h </w:instrText>
+            <w:instrText xml:space="preserve"> PAGEREF _Toc26208 \h </w:instrText>
           </w:r>
           <w:r>
             <w:fldChar w:fldCharType="separate"/>
           </w:r>
           <w:r>
-            <w:t>30</w:t>
+            <w:t>29</w:t>
           </w:r>
           <w:r>
             <w:fldChar w:fldCharType="end"/>
@@ -4847,29 +4441,15 @@
         <w:p>
           <w:pPr>
             <w:pStyle w:val="16"/>
-            <w:keepNext w:val="0"/>
-            <w:keepLines w:val="0"/>
-            <w:pageBreakBefore w:val="0"/>
-            <w:widowControl w:val="0"/>
             <w:tabs>
               <w:tab w:val="right" w:leader="dot" w:pos="8306"/>
             </w:tabs>
-            <w:kinsoku w:val="0"/>
-            <w:wordWrap/>
-            <w:overflowPunct/>
-            <w:topLinePunct w:val="0"/>
-            <w:autoSpaceDE w:val="0"/>
-            <w:autoSpaceDN w:val="0"/>
-            <w:bidi w:val="0"/>
-            <w:adjustRightInd w:val="0"/>
-            <w:snapToGrid w:val="0"/>
-            <w:textAlignment w:val="baseline"/>
           </w:pPr>
           <w:r>
             <w:fldChar w:fldCharType="begin"/>
           </w:r>
           <w:r>
-            <w:instrText xml:space="preserve"> HYPERLINK \l _Toc12209 </w:instrText>
+            <w:instrText xml:space="preserve"> HYPERLINK \l _Toc31380 </w:instrText>
           </w:r>
           <w:r>
             <w:fldChar w:fldCharType="separate"/>
@@ -4895,13 +4475,13 @@
             <w:fldChar w:fldCharType="begin"/>
           </w:r>
           <w:r>
-            <w:instrText xml:space="preserve"> PAGEREF _Toc12209 \h </w:instrText>
+            <w:instrText xml:space="preserve"> PAGEREF _Toc31380 \h </w:instrText>
           </w:r>
           <w:r>
             <w:fldChar w:fldCharType="separate"/>
           </w:r>
           <w:r>
-            <w:t>31</w:t>
+            <w:t>29</w:t>
           </w:r>
           <w:r>
             <w:fldChar w:fldCharType="end"/>
@@ -4913,29 +4493,15 @@
         <w:p>
           <w:pPr>
             <w:pStyle w:val="18"/>
-            <w:keepNext w:val="0"/>
-            <w:keepLines w:val="0"/>
-            <w:pageBreakBefore w:val="0"/>
-            <w:widowControl w:val="0"/>
             <w:tabs>
               <w:tab w:val="right" w:leader="dot" w:pos="8306"/>
             </w:tabs>
-            <w:kinsoku w:val="0"/>
-            <w:wordWrap/>
-            <w:overflowPunct/>
-            <w:topLinePunct w:val="0"/>
-            <w:autoSpaceDE w:val="0"/>
-            <w:autoSpaceDN w:val="0"/>
-            <w:bidi w:val="0"/>
-            <w:adjustRightInd w:val="0"/>
-            <w:snapToGrid w:val="0"/>
-            <w:textAlignment w:val="baseline"/>
           </w:pPr>
           <w:r>
             <w:fldChar w:fldCharType="begin"/>
           </w:r>
           <w:r>
-            <w:instrText xml:space="preserve"> HYPERLINK \l _Toc26828 </w:instrText>
+            <w:instrText xml:space="preserve"> HYPERLINK \l _Toc23470 </w:instrText>
           </w:r>
           <w:r>
             <w:fldChar w:fldCharType="separate"/>
@@ -4954,13 +4520,13 @@
             <w:fldChar w:fldCharType="begin"/>
           </w:r>
           <w:r>
-            <w:instrText xml:space="preserve"> PAGEREF _Toc26828 \h </w:instrText>
+            <w:instrText xml:space="preserve"> PAGEREF _Toc23470 \h </w:instrText>
           </w:r>
           <w:r>
             <w:fldChar w:fldCharType="separate"/>
           </w:r>
           <w:r>
-            <w:t>31</w:t>
+            <w:t>30</w:t>
           </w:r>
           <w:r>
             <w:fldChar w:fldCharType="end"/>
@@ -4972,29 +4538,15 @@
         <w:p>
           <w:pPr>
             <w:pStyle w:val="18"/>
-            <w:keepNext w:val="0"/>
-            <w:keepLines w:val="0"/>
-            <w:pageBreakBefore w:val="0"/>
-            <w:widowControl w:val="0"/>
             <w:tabs>
               <w:tab w:val="right" w:leader="dot" w:pos="8306"/>
             </w:tabs>
-            <w:kinsoku w:val="0"/>
-            <w:wordWrap/>
-            <w:overflowPunct/>
-            <w:topLinePunct w:val="0"/>
-            <w:autoSpaceDE w:val="0"/>
-            <w:autoSpaceDN w:val="0"/>
-            <w:bidi w:val="0"/>
-            <w:adjustRightInd w:val="0"/>
-            <w:snapToGrid w:val="0"/>
-            <w:textAlignment w:val="baseline"/>
           </w:pPr>
           <w:r>
             <w:fldChar w:fldCharType="begin"/>
           </w:r>
           <w:r>
-            <w:instrText xml:space="preserve"> HYPERLINK \l _Toc13172 </w:instrText>
+            <w:instrText xml:space="preserve"> HYPERLINK \l _Toc29547 </w:instrText>
           </w:r>
           <w:r>
             <w:fldChar w:fldCharType="separate"/>
@@ -5013,13 +4565,13 @@
             <w:fldChar w:fldCharType="begin"/>
           </w:r>
           <w:r>
-            <w:instrText xml:space="preserve"> PAGEREF _Toc13172 \h </w:instrText>
+            <w:instrText xml:space="preserve"> PAGEREF _Toc29547 \h </w:instrText>
           </w:r>
           <w:r>
             <w:fldChar w:fldCharType="separate"/>
           </w:r>
           <w:r>
-            <w:t>31</w:t>
+            <w:t>30</w:t>
           </w:r>
           <w:r>
             <w:fldChar w:fldCharType="end"/>
@@ -5031,29 +4583,15 @@
         <w:p>
           <w:pPr>
             <w:pStyle w:val="18"/>
-            <w:keepNext w:val="0"/>
-            <w:keepLines w:val="0"/>
-            <w:pageBreakBefore w:val="0"/>
-            <w:widowControl w:val="0"/>
             <w:tabs>
               <w:tab w:val="right" w:leader="dot" w:pos="8306"/>
             </w:tabs>
-            <w:kinsoku w:val="0"/>
-            <w:wordWrap/>
-            <w:overflowPunct/>
-            <w:topLinePunct w:val="0"/>
-            <w:autoSpaceDE w:val="0"/>
-            <w:autoSpaceDN w:val="0"/>
-            <w:bidi w:val="0"/>
-            <w:adjustRightInd w:val="0"/>
-            <w:snapToGrid w:val="0"/>
-            <w:textAlignment w:val="baseline"/>
           </w:pPr>
           <w:r>
             <w:fldChar w:fldCharType="begin"/>
           </w:r>
           <w:r>
-            <w:instrText xml:space="preserve"> HYPERLINK \l _Toc16896 </w:instrText>
+            <w:instrText xml:space="preserve"> HYPERLINK \l _Toc32389 </w:instrText>
           </w:r>
           <w:r>
             <w:fldChar w:fldCharType="separate"/>
@@ -5072,13 +4610,13 @@
             <w:fldChar w:fldCharType="begin"/>
           </w:r>
           <w:r>
-            <w:instrText xml:space="preserve"> PAGEREF _Toc16896 \h </w:instrText>
+            <w:instrText xml:space="preserve"> PAGEREF _Toc32389 \h </w:instrText>
           </w:r>
           <w:r>
             <w:fldChar w:fldCharType="separate"/>
           </w:r>
           <w:r>
-            <w:t>31</w:t>
+            <w:t>30</w:t>
           </w:r>
           <w:r>
             <w:fldChar w:fldCharType="end"/>
@@ -5090,29 +4628,15 @@
         <w:p>
           <w:pPr>
             <w:pStyle w:val="13"/>
-            <w:keepNext w:val="0"/>
-            <w:keepLines w:val="0"/>
-            <w:pageBreakBefore w:val="0"/>
-            <w:widowControl w:val="0"/>
             <w:tabs>
               <w:tab w:val="right" w:leader="dot" w:pos="8306"/>
             </w:tabs>
-            <w:kinsoku w:val="0"/>
-            <w:wordWrap/>
-            <w:overflowPunct/>
-            <w:topLinePunct w:val="0"/>
-            <w:autoSpaceDE w:val="0"/>
-            <w:autoSpaceDN w:val="0"/>
-            <w:bidi w:val="0"/>
-            <w:adjustRightInd w:val="0"/>
-            <w:snapToGrid w:val="0"/>
-            <w:textAlignment w:val="baseline"/>
           </w:pPr>
           <w:r>
             <w:fldChar w:fldCharType="begin"/>
           </w:r>
           <w:r>
-            <w:instrText xml:space="preserve"> HYPERLINK \l _Toc6529 </w:instrText>
+            <w:instrText xml:space="preserve"> HYPERLINK \l _Toc7154 </w:instrText>
           </w:r>
           <w:r>
             <w:fldChar w:fldCharType="separate"/>
@@ -5138,13 +4662,13 @@
             <w:fldChar w:fldCharType="begin"/>
           </w:r>
           <w:r>
-            <w:instrText xml:space="preserve"> PAGEREF _Toc6529 \h </w:instrText>
+            <w:instrText xml:space="preserve"> PAGEREF _Toc7154 \h </w:instrText>
           </w:r>
           <w:r>
             <w:fldChar w:fldCharType="separate"/>
           </w:r>
           <w:r>
-            <w:t>32</w:t>
+            <w:t>30</w:t>
           </w:r>
           <w:r>
             <w:fldChar w:fldCharType="end"/>
@@ -5156,29 +4680,15 @@
         <w:p>
           <w:pPr>
             <w:pStyle w:val="18"/>
-            <w:keepNext w:val="0"/>
-            <w:keepLines w:val="0"/>
-            <w:pageBreakBefore w:val="0"/>
-            <w:widowControl w:val="0"/>
             <w:tabs>
               <w:tab w:val="right" w:leader="dot" w:pos="8306"/>
             </w:tabs>
-            <w:kinsoku w:val="0"/>
-            <w:wordWrap/>
-            <w:overflowPunct/>
-            <w:topLinePunct w:val="0"/>
-            <w:autoSpaceDE w:val="0"/>
-            <w:autoSpaceDN w:val="0"/>
-            <w:bidi w:val="0"/>
-            <w:adjustRightInd w:val="0"/>
-            <w:snapToGrid w:val="0"/>
-            <w:textAlignment w:val="baseline"/>
           </w:pPr>
           <w:r>
             <w:fldChar w:fldCharType="begin"/>
           </w:r>
           <w:r>
-            <w:instrText xml:space="preserve"> HYPERLINK \l _Toc23937 </w:instrText>
+            <w:instrText xml:space="preserve"> HYPERLINK \l _Toc9835 </w:instrText>
           </w:r>
           <w:r>
             <w:fldChar w:fldCharType="separate"/>
@@ -5197,13 +4707,13 @@
             <w:fldChar w:fldCharType="begin"/>
           </w:r>
           <w:r>
-            <w:instrText xml:space="preserve"> PAGEREF _Toc23937 \h </w:instrText>
+            <w:instrText xml:space="preserve"> PAGEREF _Toc9835 \h </w:instrText>
           </w:r>
           <w:r>
             <w:fldChar w:fldCharType="separate"/>
           </w:r>
           <w:r>
-            <w:t>32</w:t>
+            <w:t>31</w:t>
           </w:r>
           <w:r>
             <w:fldChar w:fldCharType="end"/>
@@ -5272,6 +4782,8 @@
           <w:tab w:val="right" w:leader="dot" w:pos="8306"/>
         </w:tabs>
       </w:pPr>
+      <w:bookmarkStart w:id="109" w:name="_GoBack"/>
+      <w:bookmarkEnd w:id="109"/>
       <w:r>
         <w:fldChar w:fldCharType="begin"/>
       </w:r>
@@ -5285,7 +4797,7 @@
         <w:fldChar w:fldCharType="begin"/>
       </w:r>
       <w:r>
-        <w:instrText xml:space="preserve"> HYPERLINK \l _Toc4689 </w:instrText>
+        <w:instrText xml:space="preserve"> HYPERLINK \l _Toc8444 </w:instrText>
       </w:r>
       <w:r>
         <w:fldChar w:fldCharType="separate"/>
@@ -5328,7 +4840,7 @@
         <w:fldChar w:fldCharType="begin"/>
       </w:r>
       <w:r>
-        <w:instrText xml:space="preserve"> PAGEREF _Toc4689 \h </w:instrText>
+        <w:instrText xml:space="preserve"> PAGEREF _Toc8444 \h </w:instrText>
       </w:r>
       <w:r>
         <w:fldChar w:fldCharType="separate"/>
@@ -5354,7 +4866,7 @@
         <w:fldChar w:fldCharType="begin"/>
       </w:r>
       <w:r>
-        <w:instrText xml:space="preserve"> HYPERLINK \l _Toc3493 </w:instrText>
+        <w:instrText xml:space="preserve"> HYPERLINK \l _Toc26806 </w:instrText>
       </w:r>
       <w:r>
         <w:fldChar w:fldCharType="separate"/>
@@ -5397,7 +4909,7 @@
         <w:fldChar w:fldCharType="begin"/>
       </w:r>
       <w:r>
-        <w:instrText xml:space="preserve"> PAGEREF _Toc3493 \h </w:instrText>
+        <w:instrText xml:space="preserve"> PAGEREF _Toc26806 \h </w:instrText>
       </w:r>
       <w:r>
         <w:fldChar w:fldCharType="separate"/>
@@ -5423,7 +4935,7 @@
         <w:fldChar w:fldCharType="begin"/>
       </w:r>
       <w:r>
-        <w:instrText xml:space="preserve"> HYPERLINK \l _Toc1060 </w:instrText>
+        <w:instrText xml:space="preserve"> HYPERLINK \l _Toc1602 </w:instrText>
       </w:r>
       <w:r>
         <w:fldChar w:fldCharType="separate"/>
@@ -5466,7 +4978,7 @@
         <w:fldChar w:fldCharType="begin"/>
       </w:r>
       <w:r>
-        <w:instrText xml:space="preserve"> PAGEREF _Toc1060 \h </w:instrText>
+        <w:instrText xml:space="preserve"> PAGEREF _Toc1602 \h </w:instrText>
       </w:r>
       <w:r>
         <w:fldChar w:fldCharType="separate"/>
@@ -5492,7 +5004,7 @@
         <w:fldChar w:fldCharType="begin"/>
       </w:r>
       <w:r>
-        <w:instrText xml:space="preserve"> HYPERLINK \l _Toc29142 </w:instrText>
+        <w:instrText xml:space="preserve"> HYPERLINK \l _Toc32452 </w:instrText>
       </w:r>
       <w:r>
         <w:fldChar w:fldCharType="separate"/>
@@ -5535,7 +5047,7 @@
         <w:fldChar w:fldCharType="begin"/>
       </w:r>
       <w:r>
-        <w:instrText xml:space="preserve"> PAGEREF _Toc29142 \h </w:instrText>
+        <w:instrText xml:space="preserve"> PAGEREF _Toc32452 \h </w:instrText>
       </w:r>
       <w:r>
         <w:fldChar w:fldCharType="separate"/>
@@ -5561,7 +5073,7 @@
         <w:fldChar w:fldCharType="begin"/>
       </w:r>
       <w:r>
-        <w:instrText xml:space="preserve"> HYPERLINK \l _Toc15576 </w:instrText>
+        <w:instrText xml:space="preserve"> HYPERLINK \l _Toc26873 </w:instrText>
       </w:r>
       <w:r>
         <w:fldChar w:fldCharType="separate"/>
@@ -5604,7 +5116,7 @@
         <w:fldChar w:fldCharType="begin"/>
       </w:r>
       <w:r>
-        <w:instrText xml:space="preserve"> PAGEREF _Toc15576 \h </w:instrText>
+        <w:instrText xml:space="preserve"> PAGEREF _Toc26873 \h </w:instrText>
       </w:r>
       <w:r>
         <w:fldChar w:fldCharType="separate"/>
@@ -5630,7 +5142,7 @@
         <w:fldChar w:fldCharType="begin"/>
       </w:r>
       <w:r>
-        <w:instrText xml:space="preserve"> HYPERLINK \l _Toc29701 </w:instrText>
+        <w:instrText xml:space="preserve"> HYPERLINK \l _Toc24121 </w:instrText>
       </w:r>
       <w:r>
         <w:fldChar w:fldCharType="separate"/>
@@ -5673,7 +5185,7 @@
         <w:fldChar w:fldCharType="begin"/>
       </w:r>
       <w:r>
-        <w:instrText xml:space="preserve"> PAGEREF _Toc29701 \h </w:instrText>
+        <w:instrText xml:space="preserve"> PAGEREF _Toc24121 \h </w:instrText>
       </w:r>
       <w:r>
         <w:fldChar w:fldCharType="separate"/>
@@ -5699,7 +5211,7 @@
         <w:fldChar w:fldCharType="begin"/>
       </w:r>
       <w:r>
-        <w:instrText xml:space="preserve"> HYPERLINK \l _Toc29726 </w:instrText>
+        <w:instrText xml:space="preserve"> HYPERLINK \l _Toc5204 </w:instrText>
       </w:r>
       <w:r>
         <w:fldChar w:fldCharType="separate"/>
@@ -5742,7 +5254,7 @@
         <w:fldChar w:fldCharType="begin"/>
       </w:r>
       <w:r>
-        <w:instrText xml:space="preserve"> PAGEREF _Toc29726 \h </w:instrText>
+        <w:instrText xml:space="preserve"> PAGEREF _Toc5204 \h </w:instrText>
       </w:r>
       <w:r>
         <w:fldChar w:fldCharType="separate"/>
@@ -5768,7 +5280,7 @@
         <w:fldChar w:fldCharType="begin"/>
       </w:r>
       <w:r>
-        <w:instrText xml:space="preserve"> HYPERLINK \l _Toc12039 </w:instrText>
+        <w:instrText xml:space="preserve"> HYPERLINK \l _Toc28547 </w:instrText>
       </w:r>
       <w:r>
         <w:fldChar w:fldCharType="separate"/>
@@ -5811,7 +5323,7 @@
         <w:fldChar w:fldCharType="begin"/>
       </w:r>
       <w:r>
-        <w:instrText xml:space="preserve"> PAGEREF _Toc12039 \h </w:instrText>
+        <w:instrText xml:space="preserve"> PAGEREF _Toc28547 \h </w:instrText>
       </w:r>
       <w:r>
         <w:fldChar w:fldCharType="separate"/>
@@ -5837,7 +5349,7 @@
         <w:fldChar w:fldCharType="begin"/>
       </w:r>
       <w:r>
-        <w:instrText xml:space="preserve"> HYPERLINK \l _Toc28176 </w:instrText>
+        <w:instrText xml:space="preserve"> HYPERLINK \l _Toc5323 </w:instrText>
       </w:r>
       <w:r>
         <w:fldChar w:fldCharType="separate"/>
@@ -5880,7 +5392,7 @@
         <w:fldChar w:fldCharType="begin"/>
       </w:r>
       <w:r>
-        <w:instrText xml:space="preserve"> PAGEREF _Toc28176 \h </w:instrText>
+        <w:instrText xml:space="preserve"> PAGEREF _Toc5323 \h </w:instrText>
       </w:r>
       <w:r>
         <w:fldChar w:fldCharType="separate"/>
@@ -5906,7 +5418,7 @@
         <w:fldChar w:fldCharType="begin"/>
       </w:r>
       <w:r>
-        <w:instrText xml:space="preserve"> HYPERLINK \l _Toc28516 </w:instrText>
+        <w:instrText xml:space="preserve"> HYPERLINK \l _Toc2174 </w:instrText>
       </w:r>
       <w:r>
         <w:fldChar w:fldCharType="separate"/>
@@ -5949,7 +5461,7 @@
         <w:fldChar w:fldCharType="begin"/>
       </w:r>
       <w:r>
-        <w:instrText xml:space="preserve"> PAGEREF _Toc28516 \h </w:instrText>
+        <w:instrText xml:space="preserve"> PAGEREF _Toc2174 \h </w:instrText>
       </w:r>
       <w:r>
         <w:fldChar w:fldCharType="separate"/>
@@ -5975,7 +5487,7 @@
         <w:fldChar w:fldCharType="begin"/>
       </w:r>
       <w:r>
-        <w:instrText xml:space="preserve"> HYPERLINK \l _Toc20 </w:instrText>
+        <w:instrText xml:space="preserve"> HYPERLINK \l _Toc448 </w:instrText>
       </w:r>
       <w:r>
         <w:fldChar w:fldCharType="separate"/>
@@ -6018,7 +5530,7 @@
         <w:fldChar w:fldCharType="begin"/>
       </w:r>
       <w:r>
-        <w:instrText xml:space="preserve"> PAGEREF _Toc20 \h </w:instrText>
+        <w:instrText xml:space="preserve"> PAGEREF _Toc448 \h </w:instrText>
       </w:r>
       <w:r>
         <w:fldChar w:fldCharType="separate"/>
@@ -6044,7 +5556,7 @@
         <w:fldChar w:fldCharType="begin"/>
       </w:r>
       <w:r>
-        <w:instrText xml:space="preserve"> HYPERLINK \l _Toc32603 </w:instrText>
+        <w:instrText xml:space="preserve"> HYPERLINK \l _Toc9019 </w:instrText>
       </w:r>
       <w:r>
         <w:fldChar w:fldCharType="separate"/>
@@ -6087,7 +5599,7 @@
         <w:fldChar w:fldCharType="begin"/>
       </w:r>
       <w:r>
-        <w:instrText xml:space="preserve"> PAGEREF _Toc32603 \h </w:instrText>
+        <w:instrText xml:space="preserve"> PAGEREF _Toc9019 \h </w:instrText>
       </w:r>
       <w:r>
         <w:fldChar w:fldCharType="separate"/>
@@ -6113,7 +5625,7 @@
         <w:fldChar w:fldCharType="begin"/>
       </w:r>
       <w:r>
-        <w:instrText xml:space="preserve"> HYPERLINK \l _Toc23812 </w:instrText>
+        <w:instrText xml:space="preserve"> HYPERLINK \l _Toc2659 </w:instrText>
       </w:r>
       <w:r>
         <w:fldChar w:fldCharType="separate"/>
@@ -6156,7 +5668,7 @@
         <w:fldChar w:fldCharType="begin"/>
       </w:r>
       <w:r>
-        <w:instrText xml:space="preserve"> PAGEREF _Toc23812 \h </w:instrText>
+        <w:instrText xml:space="preserve"> PAGEREF _Toc2659 \h </w:instrText>
       </w:r>
       <w:r>
         <w:fldChar w:fldCharType="separate"/>
@@ -6182,7 +5694,7 @@
         <w:fldChar w:fldCharType="begin"/>
       </w:r>
       <w:r>
-        <w:instrText xml:space="preserve"> HYPERLINK \l _Toc29734 </w:instrText>
+        <w:instrText xml:space="preserve"> HYPERLINK \l _Toc29184 </w:instrText>
       </w:r>
       <w:r>
         <w:fldChar w:fldCharType="separate"/>
@@ -6225,7 +5737,7 @@
         <w:fldChar w:fldCharType="begin"/>
       </w:r>
       <w:r>
-        <w:instrText xml:space="preserve"> PAGEREF _Toc29734 \h </w:instrText>
+        <w:instrText xml:space="preserve"> PAGEREF _Toc29184 \h </w:instrText>
       </w:r>
       <w:r>
         <w:fldChar w:fldCharType="separate"/>
@@ -6251,7 +5763,7 @@
         <w:fldChar w:fldCharType="begin"/>
       </w:r>
       <w:r>
-        <w:instrText xml:space="preserve"> HYPERLINK \l _Toc27788 </w:instrText>
+        <w:instrText xml:space="preserve"> HYPERLINK \l _Toc18899 </w:instrText>
       </w:r>
       <w:r>
         <w:fldChar w:fldCharType="separate"/>
@@ -6294,13 +5806,13 @@
         <w:fldChar w:fldCharType="begin"/>
       </w:r>
       <w:r>
-        <w:instrText xml:space="preserve"> PAGEREF _Toc27788 \h </w:instrText>
+        <w:instrText xml:space="preserve"> PAGEREF _Toc18899 \h </w:instrText>
       </w:r>
       <w:r>
         <w:fldChar w:fldCharType="separate"/>
       </w:r>
       <w:r>
-        <w:t>14</w:t>
+        <w:t>13</w:t>
       </w:r>
       <w:r>
         <w:fldChar w:fldCharType="end"/>
@@ -6320,7 +5832,7 @@
         <w:fldChar w:fldCharType="begin"/>
       </w:r>
       <w:r>
-        <w:instrText xml:space="preserve"> HYPERLINK \l _Toc24703 </w:instrText>
+        <w:instrText xml:space="preserve"> HYPERLINK \l _Toc29839 </w:instrText>
       </w:r>
       <w:r>
         <w:fldChar w:fldCharType="separate"/>
@@ -6363,7 +5875,7 @@
         <w:fldChar w:fldCharType="begin"/>
       </w:r>
       <w:r>
-        <w:instrText xml:space="preserve"> PAGEREF _Toc24703 \h </w:instrText>
+        <w:instrText xml:space="preserve"> PAGEREF _Toc29839 \h </w:instrText>
       </w:r>
       <w:r>
         <w:fldChar w:fldCharType="separate"/>
@@ -6389,7 +5901,7 @@
         <w:fldChar w:fldCharType="begin"/>
       </w:r>
       <w:r>
-        <w:instrText xml:space="preserve"> HYPERLINK \l _Toc12755 </w:instrText>
+        <w:instrText xml:space="preserve"> HYPERLINK \l _Toc9862 </w:instrText>
       </w:r>
       <w:r>
         <w:fldChar w:fldCharType="separate"/>
@@ -6432,7 +5944,7 @@
         <w:fldChar w:fldCharType="begin"/>
       </w:r>
       <w:r>
-        <w:instrText xml:space="preserve"> PAGEREF _Toc12755 \h </w:instrText>
+        <w:instrText xml:space="preserve"> PAGEREF _Toc9862 \h </w:instrText>
       </w:r>
       <w:r>
         <w:fldChar w:fldCharType="separate"/>
@@ -6458,7 +5970,7 @@
         <w:fldChar w:fldCharType="begin"/>
       </w:r>
       <w:r>
-        <w:instrText xml:space="preserve"> HYPERLINK \l _Toc4194 </w:instrText>
+        <w:instrText xml:space="preserve"> HYPERLINK \l _Toc29355 </w:instrText>
       </w:r>
       <w:r>
         <w:fldChar w:fldCharType="separate"/>
@@ -6501,13 +6013,13 @@
         <w:fldChar w:fldCharType="begin"/>
       </w:r>
       <w:r>
-        <w:instrText xml:space="preserve"> PAGEREF _Toc4194 \h </w:instrText>
+        <w:instrText xml:space="preserve"> PAGEREF _Toc29355 \h </w:instrText>
       </w:r>
       <w:r>
         <w:fldChar w:fldCharType="separate"/>
       </w:r>
       <w:r>
-        <w:t>15</w:t>
+        <w:t>14</w:t>
       </w:r>
       <w:r>
         <w:fldChar w:fldCharType="end"/>
@@ -6527,7 +6039,7 @@
         <w:fldChar w:fldCharType="begin"/>
       </w:r>
       <w:r>
-        <w:instrText xml:space="preserve"> HYPERLINK \l _Toc1373 </w:instrText>
+        <w:instrText xml:space="preserve"> HYPERLINK \l _Toc16618 </w:instrText>
       </w:r>
       <w:r>
         <w:fldChar w:fldCharType="separate"/>
@@ -6570,7 +6082,7 @@
         <w:fldChar w:fldCharType="begin"/>
       </w:r>
       <w:r>
-        <w:instrText xml:space="preserve"> PAGEREF _Toc1373 \h </w:instrText>
+        <w:instrText xml:space="preserve"> PAGEREF _Toc16618 \h </w:instrText>
       </w:r>
       <w:r>
         <w:fldChar w:fldCharType="separate"/>
@@ -6596,7 +6108,7 @@
         <w:fldChar w:fldCharType="begin"/>
       </w:r>
       <w:r>
-        <w:instrText xml:space="preserve"> HYPERLINK \l _Toc12821 </w:instrText>
+        <w:instrText xml:space="preserve"> HYPERLINK \l _Toc32729 </w:instrText>
       </w:r>
       <w:r>
         <w:fldChar w:fldCharType="separate"/>
@@ -6639,7 +6151,7 @@
         <w:fldChar w:fldCharType="begin"/>
       </w:r>
       <w:r>
-        <w:instrText xml:space="preserve"> PAGEREF _Toc12821 \h </w:instrText>
+        <w:instrText xml:space="preserve"> PAGEREF _Toc32729 \h </w:instrText>
       </w:r>
       <w:r>
         <w:fldChar w:fldCharType="separate"/>
@@ -6665,7 +6177,7 @@
         <w:fldChar w:fldCharType="begin"/>
       </w:r>
       <w:r>
-        <w:instrText xml:space="preserve"> HYPERLINK \l _Toc9776 </w:instrText>
+        <w:instrText xml:space="preserve"> HYPERLINK \l _Toc13644 </w:instrText>
       </w:r>
       <w:r>
         <w:fldChar w:fldCharType="separate"/>
@@ -6708,7 +6220,7 @@
         <w:fldChar w:fldCharType="begin"/>
       </w:r>
       <w:r>
-        <w:instrText xml:space="preserve"> PAGEREF _Toc9776 \h </w:instrText>
+        <w:instrText xml:space="preserve"> PAGEREF _Toc13644 \h </w:instrText>
       </w:r>
       <w:r>
         <w:fldChar w:fldCharType="separate"/>
@@ -6734,7 +6246,7 @@
         <w:fldChar w:fldCharType="begin"/>
       </w:r>
       <w:r>
-        <w:instrText xml:space="preserve"> HYPERLINK \l _Toc4198 </w:instrText>
+        <w:instrText xml:space="preserve"> HYPERLINK \l _Toc27748 </w:instrText>
       </w:r>
       <w:r>
         <w:fldChar w:fldCharType="separate"/>
@@ -6777,13 +6289,13 @@
         <w:fldChar w:fldCharType="begin"/>
       </w:r>
       <w:r>
-        <w:instrText xml:space="preserve"> PAGEREF _Toc4198 \h </w:instrText>
+        <w:instrText xml:space="preserve"> PAGEREF _Toc27748 \h </w:instrText>
       </w:r>
       <w:r>
         <w:fldChar w:fldCharType="separate"/>
       </w:r>
       <w:r>
-        <w:t>16</w:t>
+        <w:t>15</w:t>
       </w:r>
       <w:r>
         <w:fldChar w:fldCharType="end"/>
@@ -6803,7 +6315,7 @@
         <w:fldChar w:fldCharType="begin"/>
       </w:r>
       <w:r>
-        <w:instrText xml:space="preserve"> HYPERLINK \l _Toc26165 </w:instrText>
+        <w:instrText xml:space="preserve"> HYPERLINK \l _Toc13562 </w:instrText>
       </w:r>
       <w:r>
         <w:fldChar w:fldCharType="separate"/>
@@ -6846,7 +6358,7 @@
         <w:fldChar w:fldCharType="begin"/>
       </w:r>
       <w:r>
-        <w:instrText xml:space="preserve"> PAGEREF _Toc26165 \h </w:instrText>
+        <w:instrText xml:space="preserve"> PAGEREF _Toc13562 \h </w:instrText>
       </w:r>
       <w:r>
         <w:fldChar w:fldCharType="separate"/>
@@ -6872,7 +6384,7 @@
         <w:fldChar w:fldCharType="begin"/>
       </w:r>
       <w:r>
-        <w:instrText xml:space="preserve"> HYPERLINK \l _Toc16948 </w:instrText>
+        <w:instrText xml:space="preserve"> HYPERLINK \l _Toc18339 </w:instrText>
       </w:r>
       <w:r>
         <w:fldChar w:fldCharType="separate"/>
@@ -6915,7 +6427,7 @@
         <w:fldChar w:fldCharType="begin"/>
       </w:r>
       <w:r>
-        <w:instrText xml:space="preserve"> PAGEREF _Toc16948 \h </w:instrText>
+        <w:instrText xml:space="preserve"> PAGEREF _Toc18339 \h </w:instrText>
       </w:r>
       <w:r>
         <w:fldChar w:fldCharType="separate"/>
@@ -6941,7 +6453,7 @@
         <w:fldChar w:fldCharType="begin"/>
       </w:r>
       <w:r>
-        <w:instrText xml:space="preserve"> HYPERLINK \l _Toc30178 </w:instrText>
+        <w:instrText xml:space="preserve"> HYPERLINK \l _Toc23270 </w:instrText>
       </w:r>
       <w:r>
         <w:fldChar w:fldCharType="separate"/>
@@ -6984,7 +6496,7 @@
         <w:fldChar w:fldCharType="begin"/>
       </w:r>
       <w:r>
-        <w:instrText xml:space="preserve"> PAGEREF _Toc30178 \h </w:instrText>
+        <w:instrText xml:space="preserve"> PAGEREF _Toc23270 \h </w:instrText>
       </w:r>
       <w:r>
         <w:fldChar w:fldCharType="separate"/>
@@ -7010,7 +6522,7 @@
         <w:fldChar w:fldCharType="begin"/>
       </w:r>
       <w:r>
-        <w:instrText xml:space="preserve"> HYPERLINK \l _Toc29488 </w:instrText>
+        <w:instrText xml:space="preserve"> HYPERLINK \l _Toc3405 </w:instrText>
       </w:r>
       <w:r>
         <w:fldChar w:fldCharType="separate"/>
@@ -7053,13 +6565,13 @@
         <w:fldChar w:fldCharType="begin"/>
       </w:r>
       <w:r>
-        <w:instrText xml:space="preserve"> PAGEREF _Toc29488 \h </w:instrText>
+        <w:instrText xml:space="preserve"> PAGEREF _Toc3405 \h </w:instrText>
       </w:r>
       <w:r>
         <w:fldChar w:fldCharType="separate"/>
       </w:r>
       <w:r>
-        <w:t>17</w:t>
+        <w:t>16</w:t>
       </w:r>
       <w:r>
         <w:fldChar w:fldCharType="end"/>
@@ -7079,7 +6591,7 @@
         <w:fldChar w:fldCharType="begin"/>
       </w:r>
       <w:r>
-        <w:instrText xml:space="preserve"> HYPERLINK \l _Toc4886 </w:instrText>
+        <w:instrText xml:space="preserve"> HYPERLINK \l _Toc30354 </w:instrText>
       </w:r>
       <w:r>
         <w:fldChar w:fldCharType="separate"/>
@@ -7122,7 +6634,7 @@
         <w:fldChar w:fldCharType="begin"/>
       </w:r>
       <w:r>
-        <w:instrText xml:space="preserve"> PAGEREF _Toc4886 \h </w:instrText>
+        <w:instrText xml:space="preserve"> PAGEREF _Toc30354 \h </w:instrText>
       </w:r>
       <w:r>
         <w:fldChar w:fldCharType="separate"/>
@@ -7148,7 +6660,7 @@
         <w:fldChar w:fldCharType="begin"/>
       </w:r>
       <w:r>
-        <w:instrText xml:space="preserve"> HYPERLINK \l _Toc10725 </w:instrText>
+        <w:instrText xml:space="preserve"> HYPERLINK \l _Toc1880 </w:instrText>
       </w:r>
       <w:r>
         <w:fldChar w:fldCharType="separate"/>
@@ -7191,7 +6703,7 @@
         <w:fldChar w:fldCharType="begin"/>
       </w:r>
       <w:r>
-        <w:instrText xml:space="preserve"> PAGEREF _Toc10725 \h </w:instrText>
+        <w:instrText xml:space="preserve"> PAGEREF _Toc1880 \h </w:instrText>
       </w:r>
       <w:r>
         <w:fldChar w:fldCharType="separate"/>
@@ -7217,7 +6729,7 @@
         <w:fldChar w:fldCharType="begin"/>
       </w:r>
       <w:r>
-        <w:instrText xml:space="preserve"> HYPERLINK \l _Toc8004 </w:instrText>
+        <w:instrText xml:space="preserve"> HYPERLINK \l _Toc26309 </w:instrText>
       </w:r>
       <w:r>
         <w:fldChar w:fldCharType="separate"/>
@@ -7260,13 +6772,13 @@
         <w:fldChar w:fldCharType="begin"/>
       </w:r>
       <w:r>
-        <w:instrText xml:space="preserve"> PAGEREF _Toc8004 \h </w:instrText>
+        <w:instrText xml:space="preserve"> PAGEREF _Toc26309 \h </w:instrText>
       </w:r>
       <w:r>
         <w:fldChar w:fldCharType="separate"/>
       </w:r>
       <w:r>
-        <w:t>18</w:t>
+        <w:t>17</w:t>
       </w:r>
       <w:r>
         <w:fldChar w:fldCharType="end"/>
@@ -7286,7 +6798,7 @@
         <w:fldChar w:fldCharType="begin"/>
       </w:r>
       <w:r>
-        <w:instrText xml:space="preserve"> HYPERLINK \l _Toc12022 </w:instrText>
+        <w:instrText xml:space="preserve"> HYPERLINK \l _Toc21061 </w:instrText>
       </w:r>
       <w:r>
         <w:fldChar w:fldCharType="separate"/>
@@ -7329,7 +6841,7 @@
         <w:fldChar w:fldCharType="begin"/>
       </w:r>
       <w:r>
-        <w:instrText xml:space="preserve"> PAGEREF _Toc12022 \h </w:instrText>
+        <w:instrText xml:space="preserve"> PAGEREF _Toc21061 \h </w:instrText>
       </w:r>
       <w:r>
         <w:fldChar w:fldCharType="separate"/>
@@ -7355,7 +6867,7 @@
         <w:fldChar w:fldCharType="begin"/>
       </w:r>
       <w:r>
-        <w:instrText xml:space="preserve"> HYPERLINK \l _Toc24788 </w:instrText>
+        <w:instrText xml:space="preserve"> HYPERLINK \l _Toc22623 </w:instrText>
       </w:r>
       <w:r>
         <w:fldChar w:fldCharType="separate"/>
@@ -7398,7 +6910,7 @@
         <w:fldChar w:fldCharType="begin"/>
       </w:r>
       <w:r>
-        <w:instrText xml:space="preserve"> PAGEREF _Toc24788 \h </w:instrText>
+        <w:instrText xml:space="preserve"> PAGEREF _Toc22623 \h </w:instrText>
       </w:r>
       <w:r>
         <w:fldChar w:fldCharType="separate"/>
@@ -7424,7 +6936,7 @@
         <w:fldChar w:fldCharType="begin"/>
       </w:r>
       <w:r>
-        <w:instrText xml:space="preserve"> HYPERLINK \l _Toc31143 </w:instrText>
+        <w:instrText xml:space="preserve"> HYPERLINK \l _Toc12063 </w:instrText>
       </w:r>
       <w:r>
         <w:fldChar w:fldCharType="separate"/>
@@ -7467,13 +6979,13 @@
         <w:fldChar w:fldCharType="begin"/>
       </w:r>
       <w:r>
-        <w:instrText xml:space="preserve"> PAGEREF _Toc31143 \h </w:instrText>
+        <w:instrText xml:space="preserve"> PAGEREF _Toc12063 \h </w:instrText>
       </w:r>
       <w:r>
         <w:fldChar w:fldCharType="separate"/>
       </w:r>
       <w:r>
-        <w:t>19</w:t>
+        <w:t>18</w:t>
       </w:r>
       <w:r>
         <w:fldChar w:fldCharType="end"/>
@@ -7493,7 +7005,7 @@
         <w:fldChar w:fldCharType="begin"/>
       </w:r>
       <w:r>
-        <w:instrText xml:space="preserve"> HYPERLINK \l _Toc29638 </w:instrText>
+        <w:instrText xml:space="preserve"> HYPERLINK \l _Toc10978 </w:instrText>
       </w:r>
       <w:r>
         <w:fldChar w:fldCharType="separate"/>
@@ -7536,7 +7048,7 @@
         <w:fldChar w:fldCharType="begin"/>
       </w:r>
       <w:r>
-        <w:instrText xml:space="preserve"> PAGEREF _Toc29638 \h </w:instrText>
+        <w:instrText xml:space="preserve"> PAGEREF _Toc10978 \h </w:instrText>
       </w:r>
       <w:r>
         <w:fldChar w:fldCharType="separate"/>
@@ -7562,7 +7074,7 @@
         <w:fldChar w:fldCharType="begin"/>
       </w:r>
       <w:r>
-        <w:instrText xml:space="preserve"> HYPERLINK \l _Toc17823 </w:instrText>
+        <w:instrText xml:space="preserve"> HYPERLINK \l _Toc16529 </w:instrText>
       </w:r>
       <w:r>
         <w:fldChar w:fldCharType="separate"/>
@@ -7605,13 +7117,13 @@
         <w:fldChar w:fldCharType="begin"/>
       </w:r>
       <w:r>
-        <w:instrText xml:space="preserve"> PAGEREF _Toc17823 \h </w:instrText>
+        <w:instrText xml:space="preserve"> PAGEREF _Toc16529 \h </w:instrText>
       </w:r>
       <w:r>
         <w:fldChar w:fldCharType="separate"/>
       </w:r>
       <w:r>
-        <w:t>20</w:t>
+        <w:t>19</w:t>
       </w:r>
       <w:r>
         <w:fldChar w:fldCharType="end"/>
@@ -7631,7 +7143,7 @@
         <w:fldChar w:fldCharType="begin"/>
       </w:r>
       <w:r>
-        <w:instrText xml:space="preserve"> HYPERLINK \l _Toc11673 </w:instrText>
+        <w:instrText xml:space="preserve"> HYPERLINK \l _Toc5764 </w:instrText>
       </w:r>
       <w:r>
         <w:fldChar w:fldCharType="separate"/>
@@ -7674,7 +7186,7 @@
         <w:fldChar w:fldCharType="begin"/>
       </w:r>
       <w:r>
-        <w:instrText xml:space="preserve"> PAGEREF _Toc11673 \h </w:instrText>
+        <w:instrText xml:space="preserve"> PAGEREF _Toc5764 \h </w:instrText>
       </w:r>
       <w:r>
         <w:fldChar w:fldCharType="separate"/>
@@ -7700,7 +7212,7 @@
         <w:fldChar w:fldCharType="begin"/>
       </w:r>
       <w:r>
-        <w:instrText xml:space="preserve"> HYPERLINK \l _Toc13805 </w:instrText>
+        <w:instrText xml:space="preserve"> HYPERLINK \l _Toc417 </w:instrText>
       </w:r>
       <w:r>
         <w:fldChar w:fldCharType="separate"/>
@@ -7743,13 +7255,13 @@
         <w:fldChar w:fldCharType="begin"/>
       </w:r>
       <w:r>
-        <w:instrText xml:space="preserve"> PAGEREF _Toc13805 \h </w:instrText>
+        <w:instrText xml:space="preserve"> PAGEREF _Toc417 \h </w:instrText>
       </w:r>
       <w:r>
         <w:fldChar w:fldCharType="separate"/>
       </w:r>
       <w:r>
-        <w:t>21</w:t>
+        <w:t>20</w:t>
       </w:r>
       <w:r>
         <w:fldChar w:fldCharType="end"/>
@@ -7769,7 +7281,7 @@
         <w:fldChar w:fldCharType="begin"/>
       </w:r>
       <w:r>
-        <w:instrText xml:space="preserve"> HYPERLINK \l _Toc30827 </w:instrText>
+        <w:instrText xml:space="preserve"> HYPERLINK \l _Toc30850 </w:instrText>
       </w:r>
       <w:r>
         <w:fldChar w:fldCharType="separate"/>
@@ -7812,13 +7324,13 @@
         <w:fldChar w:fldCharType="begin"/>
       </w:r>
       <w:r>
-        <w:instrText xml:space="preserve"> PAGEREF _Toc30827 \h </w:instrText>
+        <w:instrText xml:space="preserve"> PAGEREF _Toc30850 \h </w:instrText>
       </w:r>
       <w:r>
         <w:fldChar w:fldCharType="separate"/>
       </w:r>
       <w:r>
-        <w:t>21</w:t>
+        <w:t>20</w:t>
       </w:r>
       <w:r>
         <w:fldChar w:fldCharType="end"/>
@@ -7838,7 +7350,7 @@
         <w:fldChar w:fldCharType="begin"/>
       </w:r>
       <w:r>
-        <w:instrText xml:space="preserve"> HYPERLINK \l _Toc21594 </w:instrText>
+        <w:instrText xml:space="preserve"> HYPERLINK \l _Toc5275 </w:instrText>
       </w:r>
       <w:r>
         <w:fldChar w:fldCharType="separate"/>
@@ -7881,7 +7393,7 @@
         <w:fldChar w:fldCharType="begin"/>
       </w:r>
       <w:r>
-        <w:instrText xml:space="preserve"> PAGEREF _Toc21594 \h </w:instrText>
+        <w:instrText xml:space="preserve"> PAGEREF _Toc5275 \h </w:instrText>
       </w:r>
       <w:r>
         <w:fldChar w:fldCharType="separate"/>
@@ -7907,7 +7419,7 @@
         <w:fldChar w:fldCharType="begin"/>
       </w:r>
       <w:r>
-        <w:instrText xml:space="preserve"> HYPERLINK \l _Toc29126 </w:instrText>
+        <w:instrText xml:space="preserve"> HYPERLINK \l _Toc14774 </w:instrText>
       </w:r>
       <w:r>
         <w:fldChar w:fldCharType="separate"/>
@@ -7950,7 +7462,7 @@
         <w:fldChar w:fldCharType="begin"/>
       </w:r>
       <w:r>
-        <w:instrText xml:space="preserve"> PAGEREF _Toc29126 \h </w:instrText>
+        <w:instrText xml:space="preserve"> PAGEREF _Toc14774 \h </w:instrText>
       </w:r>
       <w:r>
         <w:fldChar w:fldCharType="separate"/>
@@ -7976,7 +7488,7 @@
         <w:fldChar w:fldCharType="begin"/>
       </w:r>
       <w:r>
-        <w:instrText xml:space="preserve"> HYPERLINK \l _Toc2242 </w:instrText>
+        <w:instrText xml:space="preserve"> HYPERLINK \l _Toc32330 </w:instrText>
       </w:r>
       <w:r>
         <w:fldChar w:fldCharType="separate"/>
@@ -8019,13 +7531,13 @@
         <w:fldChar w:fldCharType="begin"/>
       </w:r>
       <w:r>
-        <w:instrText xml:space="preserve"> PAGEREF _Toc2242 \h </w:instrText>
+        <w:instrText xml:space="preserve"> PAGEREF _Toc32330 \h </w:instrText>
       </w:r>
       <w:r>
         <w:fldChar w:fldCharType="separate"/>
       </w:r>
       <w:r>
-        <w:t>22</w:t>
+        <w:t>21</w:t>
       </w:r>
       <w:r>
         <w:fldChar w:fldCharType="end"/>
@@ -8045,7 +7557,7 @@
         <w:fldChar w:fldCharType="begin"/>
       </w:r>
       <w:r>
-        <w:instrText xml:space="preserve"> HYPERLINK \l _Toc28654 </w:instrText>
+        <w:instrText xml:space="preserve"> HYPERLINK \l _Toc876 </w:instrText>
       </w:r>
       <w:r>
         <w:fldChar w:fldCharType="separate"/>
@@ -8088,7 +7600,7 @@
         <w:fldChar w:fldCharType="begin"/>
       </w:r>
       <w:r>
-        <w:instrText xml:space="preserve"> PAGEREF _Toc28654 \h </w:instrText>
+        <w:instrText xml:space="preserve"> PAGEREF _Toc876 \h </w:instrText>
       </w:r>
       <w:r>
         <w:fldChar w:fldCharType="separate"/>
@@ -8114,7 +7626,7 @@
         <w:fldChar w:fldCharType="begin"/>
       </w:r>
       <w:r>
-        <w:instrText xml:space="preserve"> HYPERLINK \l _Toc18358 </w:instrText>
+        <w:instrText xml:space="preserve"> HYPERLINK \l _Toc8558 </w:instrText>
       </w:r>
       <w:r>
         <w:fldChar w:fldCharType="separate"/>
@@ -8157,13 +7669,13 @@
         <w:fldChar w:fldCharType="begin"/>
       </w:r>
       <w:r>
-        <w:instrText xml:space="preserve"> PAGEREF _Toc18358 \h </w:instrText>
+        <w:instrText xml:space="preserve"> PAGEREF _Toc8558 \h </w:instrText>
       </w:r>
       <w:r>
         <w:fldChar w:fldCharType="separate"/>
       </w:r>
       <w:r>
-        <w:t>23</w:t>
+        <w:t>22</w:t>
       </w:r>
       <w:r>
         <w:fldChar w:fldCharType="end"/>
@@ -8183,7 +7695,7 @@
         <w:fldChar w:fldCharType="begin"/>
       </w:r>
       <w:r>
-        <w:instrText xml:space="preserve"> HYPERLINK \l _Toc3932 </w:instrText>
+        <w:instrText xml:space="preserve"> HYPERLINK \l _Toc13938 </w:instrText>
       </w:r>
       <w:r>
         <w:fldChar w:fldCharType="separate"/>
@@ -8226,13 +7738,13 @@
         <w:fldChar w:fldCharType="begin"/>
       </w:r>
       <w:r>
-        <w:instrText xml:space="preserve"> PAGEREF _Toc3932 \h </w:instrText>
+        <w:instrText xml:space="preserve"> PAGEREF _Toc13938 \h </w:instrText>
       </w:r>
       <w:r>
         <w:fldChar w:fldCharType="separate"/>
       </w:r>
       <w:r>
-        <w:t>23</w:t>
+        <w:t>22</w:t>
       </w:r>
       <w:r>
         <w:fldChar w:fldCharType="end"/>
@@ -8252,7 +7764,7 @@
         <w:fldChar w:fldCharType="begin"/>
       </w:r>
       <w:r>
-        <w:instrText xml:space="preserve"> HYPERLINK \l _Toc5964 </w:instrText>
+        <w:instrText xml:space="preserve"> HYPERLINK \l _Toc3691 </w:instrText>
       </w:r>
       <w:r>
         <w:fldChar w:fldCharType="separate"/>
@@ -8295,7 +7807,7 @@
         <w:fldChar w:fldCharType="begin"/>
       </w:r>
       <w:r>
-        <w:instrText xml:space="preserve"> PAGEREF _Toc5964 \h </w:instrText>
+        <w:instrText xml:space="preserve"> PAGEREF _Toc3691 \h </w:instrText>
       </w:r>
       <w:r>
         <w:fldChar w:fldCharType="separate"/>
@@ -8321,7 +7833,7 @@
         <w:fldChar w:fldCharType="begin"/>
       </w:r>
       <w:r>
-        <w:instrText xml:space="preserve"> HYPERLINK \l _Toc25340 </w:instrText>
+        <w:instrText xml:space="preserve"> HYPERLINK \l _Toc22638 </w:instrText>
       </w:r>
       <w:r>
         <w:fldChar w:fldCharType="separate"/>
@@ -8364,13 +7876,13 @@
         <w:fldChar w:fldCharType="begin"/>
       </w:r>
       <w:r>
-        <w:instrText xml:space="preserve"> PAGEREF _Toc25340 \h </w:instrText>
+        <w:instrText xml:space="preserve"> PAGEREF _Toc22638 \h </w:instrText>
       </w:r>
       <w:r>
         <w:fldChar w:fldCharType="separate"/>
       </w:r>
       <w:r>
-        <w:t>24</w:t>
+        <w:t>23</w:t>
       </w:r>
       <w:r>
         <w:fldChar w:fldCharType="end"/>
@@ -8390,7 +7902,7 @@
         <w:fldChar w:fldCharType="begin"/>
       </w:r>
       <w:r>
-        <w:instrText xml:space="preserve"> HYPERLINK \l _Toc24298 </w:instrText>
+        <w:instrText xml:space="preserve"> HYPERLINK \l _Toc31551 </w:instrText>
       </w:r>
       <w:r>
         <w:fldChar w:fldCharType="separate"/>
@@ -8433,13 +7945,13 @@
         <w:fldChar w:fldCharType="begin"/>
       </w:r>
       <w:r>
-        <w:instrText xml:space="preserve"> PAGEREF _Toc24298 \h </w:instrText>
+        <w:instrText xml:space="preserve"> PAGEREF _Toc31551 \h </w:instrText>
       </w:r>
       <w:r>
         <w:fldChar w:fldCharType="separate"/>
       </w:r>
       <w:r>
-        <w:t>24</w:t>
+        <w:t>23</w:t>
       </w:r>
       <w:r>
         <w:fldChar w:fldCharType="end"/>
@@ -8459,7 +7971,7 @@
         <w:fldChar w:fldCharType="begin"/>
       </w:r>
       <w:r>
-        <w:instrText xml:space="preserve"> HYPERLINK \l _Toc13177 </w:instrText>
+        <w:instrText xml:space="preserve"> HYPERLINK \l _Toc27508 </w:instrText>
       </w:r>
       <w:r>
         <w:fldChar w:fldCharType="separate"/>
@@ -8502,13 +8014,13 @@
         <w:fldChar w:fldCharType="begin"/>
       </w:r>
       <w:r>
-        <w:instrText xml:space="preserve"> PAGEREF _Toc13177 \h </w:instrText>
+        <w:instrText xml:space="preserve"> PAGEREF _Toc27508 \h </w:instrText>
       </w:r>
       <w:r>
         <w:fldChar w:fldCharType="separate"/>
       </w:r>
       <w:r>
-        <w:t>25</w:t>
+        <w:t>24</w:t>
       </w:r>
       <w:r>
         <w:fldChar w:fldCharType="end"/>
@@ -8528,7 +8040,7 @@
         <w:fldChar w:fldCharType="begin"/>
       </w:r>
       <w:r>
-        <w:instrText xml:space="preserve"> HYPERLINK \l _Toc951 </w:instrText>
+        <w:instrText xml:space="preserve"> HYPERLINK \l _Toc30646 </w:instrText>
       </w:r>
       <w:r>
         <w:fldChar w:fldCharType="separate"/>
@@ -8571,13 +8083,13 @@
         <w:fldChar w:fldCharType="begin"/>
       </w:r>
       <w:r>
-        <w:instrText xml:space="preserve"> PAGEREF _Toc951 \h </w:instrText>
+        <w:instrText xml:space="preserve"> PAGEREF _Toc30646 \h </w:instrText>
       </w:r>
       <w:r>
         <w:fldChar w:fldCharType="separate"/>
       </w:r>
       <w:r>
-        <w:t>25</w:t>
+        <w:t>24</w:t>
       </w:r>
       <w:r>
         <w:fldChar w:fldCharType="end"/>
@@ -8597,7 +8109,7 @@
         <w:fldChar w:fldCharType="begin"/>
       </w:r>
       <w:r>
-        <w:instrText xml:space="preserve"> HYPERLINK \l _Toc8019 </w:instrText>
+        <w:instrText xml:space="preserve"> HYPERLINK \l _Toc25560 </w:instrText>
       </w:r>
       <w:r>
         <w:fldChar w:fldCharType="separate"/>
@@ -8640,13 +8152,13 @@
         <w:fldChar w:fldCharType="begin"/>
       </w:r>
       <w:r>
-        <w:instrText xml:space="preserve"> PAGEREF _Toc8019 \h </w:instrText>
+        <w:instrText xml:space="preserve"> PAGEREF _Toc25560 \h </w:instrText>
       </w:r>
       <w:r>
         <w:fldChar w:fldCharType="separate"/>
       </w:r>
       <w:r>
-        <w:t>26</w:t>
+        <w:t>25</w:t>
       </w:r>
       <w:r>
         <w:fldChar w:fldCharType="end"/>
@@ -8723,8 +8235,8 @@
         <w:snapToGrid w:val="0"/>
         <w:textAlignment w:val="baseline"/>
       </w:pPr>
-      <w:bookmarkStart w:id="1" w:name="_Toc14946"/>
-      <w:bookmarkStart w:id="2" w:name="heading_2"/>
+      <w:bookmarkStart w:id="1" w:name="heading_2"/>
+      <w:bookmarkStart w:id="2" w:name="_Toc27856"/>
       <w:r>
         <w:t>运维工具应用情况</w:t>
       </w:r>
@@ -8753,7 +8265,7 @@
       <w:r>
         <w:t xml:space="preserve"> </w:t>
       </w:r>
-      <w:bookmarkStart w:id="4" w:name="_Toc28192"/>
+      <w:bookmarkStart w:id="4" w:name="_Toc10348"/>
       <w:r>
         <w:t>iTop平台应用情况</w:t>
       </w:r>
@@ -8779,7 +8291,7 @@
         <w:textAlignment w:val="baseline"/>
       </w:pPr>
       <w:bookmarkStart w:id="5" w:name="heading_4"/>
-      <w:bookmarkStart w:id="6" w:name="_Toc5210"/>
+      <w:bookmarkStart w:id="6" w:name="_Toc18666"/>
       <w:r>
         <w:t>平台介绍</w:t>
       </w:r>
@@ -8837,7 +8349,7 @@
         <w:textAlignment w:val="baseline"/>
       </w:pPr>
       <w:bookmarkStart w:id="7" w:name="heading_5"/>
-      <w:bookmarkStart w:id="8" w:name="_Toc27004"/>
+      <w:bookmarkStart w:id="8" w:name="_Toc6317"/>
       <w:r>
         <w:t>主要功能</w:t>
       </w:r>
@@ -9001,7 +8513,7 @@
         <w:fldChar w:fldCharType="end"/>
       </w:r>
       <w:bookmarkStart w:id="9" w:name="_Toc28388"/>
-      <w:bookmarkStart w:id="10" w:name="_Toc4689"/>
+      <w:bookmarkStart w:id="10" w:name="_Toc8444"/>
       <w:r>
         <w:rPr>
           <w:rFonts w:hint="eastAsia"/>
@@ -9238,7 +8750,7 @@
         </w:rPr>
         <w:fldChar w:fldCharType="end"/>
       </w:r>
-      <w:bookmarkStart w:id="11" w:name="_Toc3493"/>
+      <w:bookmarkStart w:id="11" w:name="_Toc26806"/>
       <w:r>
         <w:rPr>
           <w:rFonts w:hint="eastAsia"/>
@@ -9330,6 +8842,10 @@
         <w:snapToGrid w:val="0"/>
         <w:jc w:val="center"/>
         <w:textAlignment w:val="baseline"/>
+        <w:rPr>
+          <w:rFonts w:hint="eastAsia"/>
+          <w:lang w:val="en-US" w:eastAsia="zh-CN"/>
+        </w:rPr>
       </w:pPr>
       <w:r>
         <w:rPr>
@@ -9442,7 +8958,7 @@
         </w:rPr>
         <w:fldChar w:fldCharType="end"/>
       </w:r>
-      <w:bookmarkStart w:id="12" w:name="_Toc1060"/>
+      <w:bookmarkStart w:id="12" w:name="_Toc1602"/>
       <w:r>
         <w:rPr>
           <w:rFonts w:hint="eastAsia"/>
@@ -9451,6 +8967,51 @@
         <w:t xml:space="preserve"> 服务台需求搜索</w:t>
       </w:r>
       <w:bookmarkEnd w:id="12"/>
+    </w:p>
+    <w:p>
+      <w:pPr>
+        <w:pStyle w:val="32"/>
+        <w:keepNext w:val="0"/>
+        <w:keepLines w:val="0"/>
+        <w:pageBreakBefore w:val="0"/>
+        <w:widowControl w:val="0"/>
+        <w:kinsoku w:val="0"/>
+        <w:wordWrap/>
+        <w:overflowPunct/>
+        <w:topLinePunct w:val="0"/>
+        <w:autoSpaceDE w:val="0"/>
+        <w:autoSpaceDN w:val="0"/>
+        <w:bidi w:val="0"/>
+        <w:adjustRightInd w:val="0"/>
+        <w:snapToGrid w:val="0"/>
+        <w:jc w:val="center"/>
+        <w:textAlignment w:val="baseline"/>
+        <w:rPr>
+          <w:rFonts w:hint="eastAsia"/>
+          <w:lang w:val="en-US" w:eastAsia="zh-CN"/>
+        </w:rPr>
+      </w:pPr>
+    </w:p>
+    <w:p>
+      <w:pPr>
+        <w:pStyle w:val="32"/>
+        <w:keepNext w:val="0"/>
+        <w:keepLines w:val="0"/>
+        <w:pageBreakBefore w:val="0"/>
+        <w:widowControl w:val="0"/>
+        <w:kinsoku w:val="0"/>
+        <w:wordWrap/>
+        <w:overflowPunct/>
+        <w:topLinePunct w:val="0"/>
+        <w:autoSpaceDE w:val="0"/>
+        <w:autoSpaceDN w:val="0"/>
+        <w:bidi w:val="0"/>
+        <w:adjustRightInd w:val="0"/>
+        <w:snapToGrid w:val="0"/>
+        <w:ind w:left="0" w:leftChars="0" w:firstLine="0" w:firstLineChars="0"/>
+        <w:jc w:val="both"/>
+        <w:textAlignment w:val="baseline"/>
+      </w:pPr>
       <w:r>
         <w:drawing>
           <wp:inline distT="0" distB="0" distL="114300" distR="114300">
@@ -9672,132 +9233,181 @@
         <w:jc w:val="center"/>
         <w:textAlignment w:val="baseline"/>
         <w:rPr>
+          <w:rFonts w:hint="eastAsia"/>
+          <w:lang w:val="en-US" w:eastAsia="zh-CN"/>
+        </w:rPr>
+      </w:pPr>
+      <w:r>
+        <w:rPr>
+          <w:rFonts w:hint="eastAsia"/>
+          <w:lang w:val="en-US" w:eastAsia="zh-CN"/>
+        </w:rPr>
+        <w:t xml:space="preserve">图 </w:t>
+      </w:r>
+      <w:r>
+        <w:rPr>
+          <w:rFonts w:hint="default"/>
+          <w:lang w:val="en-US" w:eastAsia="zh-CN"/>
+        </w:rPr>
+        <w:fldChar w:fldCharType="begin"/>
+      </w:r>
+      <w:r>
+        <w:rPr>
+          <w:rFonts w:hint="default"/>
+          <w:lang w:val="en-US" w:eastAsia="zh-CN"/>
+        </w:rPr>
+        <w:instrText xml:space="preserve"> </w:instrText>
+      </w:r>
+      <w:r>
+        <w:instrText xml:space="preserve">STYLEREF </w:instrText>
+      </w:r>
+      <w:r>
+        <w:rPr>
+          <w:rFonts w:hint="eastAsia"/>
+          <w:lang w:val="en-US" w:eastAsia="zh-CN"/>
+        </w:rPr>
+        <w:instrText xml:space="preserve">"柴_标题1"\n</w:instrText>
+      </w:r>
+      <w:r>
+        <w:instrText xml:space="preserve"> \s</w:instrText>
+      </w:r>
+      <w:r>
+        <w:rPr>
+          <w:rFonts w:hint="default"/>
+          <w:lang w:val="en-US" w:eastAsia="zh-CN"/>
+        </w:rPr>
+        <w:instrText xml:space="preserve"> </w:instrText>
+      </w:r>
+      <w:r>
+        <w:rPr>
+          <w:rFonts w:hint="eastAsia"/>
+          <w:lang w:val="en-US" w:eastAsia="zh-CN"/>
+        </w:rPr>
+        <w:instrText xml:space="preserve">* Charformat</w:instrText>
+      </w:r>
+      <w:r>
+        <w:rPr>
+          <w:rFonts w:hint="default"/>
+          <w:lang w:val="en-US" w:eastAsia="zh-CN"/>
+        </w:rPr>
+        <w:fldChar w:fldCharType="separate"/>
+      </w:r>
+      <w:r>
+        <w:rPr>
+          <w:rFonts w:hint="default"/>
+          <w:lang w:val="en-US" w:eastAsia="zh-CN"/>
+        </w:rPr>
+        <w:t>1</w:t>
+      </w:r>
+      <w:r>
+        <w:rPr>
+          <w:rFonts w:hint="default"/>
+          <w:lang w:val="en-US" w:eastAsia="zh-CN"/>
+        </w:rPr>
+        <w:fldChar w:fldCharType="end"/>
+      </w:r>
+      <w:r>
+        <w:rPr>
+          <w:rFonts w:hint="eastAsia"/>
+          <w:lang w:val="en-US" w:eastAsia="zh-CN"/>
+        </w:rPr>
+        <w:t>-</w:t>
+      </w:r>
+      <w:r>
+        <w:rPr>
+          <w:rFonts w:hint="eastAsia"/>
+          <w:lang w:val="en-US" w:eastAsia="zh-CN"/>
+        </w:rPr>
+        <w:fldChar w:fldCharType="begin"/>
+      </w:r>
+      <w:r>
+        <w:rPr>
+          <w:rFonts w:hint="eastAsia"/>
+          <w:lang w:val="en-US" w:eastAsia="zh-CN"/>
+        </w:rPr>
+        <w:instrText xml:space="preserve"> SEQ 图 \* ARABIC  \s 1 </w:instrText>
+      </w:r>
+      <w:r>
+        <w:rPr>
+          <w:rFonts w:hint="eastAsia"/>
+          <w:lang w:val="en-US" w:eastAsia="zh-CN"/>
+        </w:rPr>
+        <w:fldChar w:fldCharType="separate"/>
+      </w:r>
+      <w:r>
+        <w:rPr>
+          <w:rFonts w:hint="eastAsia"/>
+          <w:lang w:val="en-US" w:eastAsia="zh-CN"/>
+        </w:rPr>
+        <w:t>4</w:t>
+      </w:r>
+      <w:r>
+        <w:rPr>
+          <w:rFonts w:hint="eastAsia"/>
+          <w:lang w:val="en-US" w:eastAsia="zh-CN"/>
+        </w:rPr>
+        <w:fldChar w:fldCharType="end"/>
+      </w:r>
+      <w:bookmarkStart w:id="14" w:name="_Toc32452"/>
+      <w:r>
+        <w:rPr>
+          <w:rFonts w:hint="eastAsia"/>
+          <w:lang w:val="en-US" w:eastAsia="zh-CN"/>
+        </w:rPr>
+        <w:t xml:space="preserve"> 事件管理概况</w:t>
+      </w:r>
+      <w:bookmarkEnd w:id="14"/>
+    </w:p>
+    <w:p>
+      <w:pPr>
+        <w:pStyle w:val="32"/>
+        <w:keepNext w:val="0"/>
+        <w:keepLines w:val="0"/>
+        <w:pageBreakBefore w:val="0"/>
+        <w:widowControl w:val="0"/>
+        <w:kinsoku w:val="0"/>
+        <w:wordWrap/>
+        <w:overflowPunct/>
+        <w:topLinePunct w:val="0"/>
+        <w:autoSpaceDE w:val="0"/>
+        <w:autoSpaceDN w:val="0"/>
+        <w:bidi w:val="0"/>
+        <w:adjustRightInd w:val="0"/>
+        <w:snapToGrid w:val="0"/>
+        <w:jc w:val="center"/>
+        <w:textAlignment w:val="baseline"/>
+        <w:rPr>
+          <w:rFonts w:hint="eastAsia"/>
+          <w:lang w:val="en-US" w:eastAsia="zh-CN"/>
+        </w:rPr>
+      </w:pPr>
+    </w:p>
+    <w:p>
+      <w:pPr>
+        <w:pStyle w:val="32"/>
+        <w:keepNext w:val="0"/>
+        <w:keepLines w:val="0"/>
+        <w:pageBreakBefore w:val="0"/>
+        <w:widowControl w:val="0"/>
+        <w:kinsoku w:val="0"/>
+        <w:wordWrap/>
+        <w:overflowPunct/>
+        <w:topLinePunct w:val="0"/>
+        <w:autoSpaceDE w:val="0"/>
+        <w:autoSpaceDN w:val="0"/>
+        <w:bidi w:val="0"/>
+        <w:adjustRightInd w:val="0"/>
+        <w:snapToGrid w:val="0"/>
+        <w:ind w:left="0" w:leftChars="0" w:firstLine="0" w:firstLineChars="0"/>
+        <w:jc w:val="both"/>
+        <w:textAlignment w:val="baseline"/>
+        <w:rPr>
           <w:rFonts w:hint="eastAsia" w:ascii="宋体" w:hAnsi="宋体" w:eastAsia="宋体" w:cs="Times New Roman"/>
           <w:sz w:val="20"/>
           <w:szCs w:val="24"/>
           <w:lang w:val="en-US" w:eastAsia="zh-CN" w:bidi="ar-SA"/>
         </w:rPr>
       </w:pPr>
-      <w:r>
-        <w:rPr>
-          <w:rFonts w:hint="eastAsia"/>
-          <w:lang w:val="en-US" w:eastAsia="zh-CN"/>
-        </w:rPr>
-        <w:t xml:space="preserve">图 </w:t>
-      </w:r>
-      <w:r>
-        <w:rPr>
-          <w:rFonts w:hint="default"/>
-          <w:lang w:val="en-US" w:eastAsia="zh-CN"/>
-        </w:rPr>
-        <w:fldChar w:fldCharType="begin"/>
-      </w:r>
-      <w:r>
-        <w:rPr>
-          <w:rFonts w:hint="default"/>
-          <w:lang w:val="en-US" w:eastAsia="zh-CN"/>
-        </w:rPr>
-        <w:instrText xml:space="preserve"> </w:instrText>
-      </w:r>
-      <w:r>
-        <w:instrText xml:space="preserve">STYLEREF </w:instrText>
-      </w:r>
-      <w:r>
-        <w:rPr>
-          <w:rFonts w:hint="eastAsia"/>
-          <w:lang w:val="en-US" w:eastAsia="zh-CN"/>
-        </w:rPr>
-        <w:instrText xml:space="preserve">"柴_标题1"\n</w:instrText>
-      </w:r>
-      <w:r>
-        <w:instrText xml:space="preserve"> \s</w:instrText>
-      </w:r>
-      <w:r>
-        <w:rPr>
-          <w:rFonts w:hint="default"/>
-          <w:lang w:val="en-US" w:eastAsia="zh-CN"/>
-        </w:rPr>
-        <w:instrText xml:space="preserve"> </w:instrText>
-      </w:r>
-      <w:r>
-        <w:rPr>
-          <w:rFonts w:hint="eastAsia"/>
-          <w:lang w:val="en-US" w:eastAsia="zh-CN"/>
-        </w:rPr>
-        <w:instrText xml:space="preserve">* Charformat</w:instrText>
-      </w:r>
-      <w:r>
-        <w:rPr>
-          <w:rFonts w:hint="default"/>
-          <w:lang w:val="en-US" w:eastAsia="zh-CN"/>
-        </w:rPr>
-        <w:fldChar w:fldCharType="separate"/>
-      </w:r>
-      <w:r>
-        <w:rPr>
-          <w:rFonts w:hint="default"/>
-          <w:lang w:val="en-US" w:eastAsia="zh-CN"/>
-        </w:rPr>
-        <w:t>1</w:t>
-      </w:r>
-      <w:r>
-        <w:rPr>
-          <w:rFonts w:hint="default"/>
-          <w:lang w:val="en-US" w:eastAsia="zh-CN"/>
-        </w:rPr>
-        <w:fldChar w:fldCharType="end"/>
-      </w:r>
-      <w:r>
-        <w:rPr>
-          <w:rFonts w:hint="eastAsia"/>
-          <w:lang w:val="en-US" w:eastAsia="zh-CN"/>
-        </w:rPr>
-        <w:t>-</w:t>
-      </w:r>
-      <w:r>
-        <w:rPr>
-          <w:rFonts w:hint="eastAsia"/>
-          <w:lang w:val="en-US" w:eastAsia="zh-CN"/>
-        </w:rPr>
-        <w:fldChar w:fldCharType="begin"/>
-      </w:r>
-      <w:r>
-        <w:rPr>
-          <w:rFonts w:hint="eastAsia"/>
-          <w:lang w:val="en-US" w:eastAsia="zh-CN"/>
-        </w:rPr>
-        <w:instrText xml:space="preserve"> SEQ 图 \* ARABIC  \s 1 </w:instrText>
-      </w:r>
-      <w:r>
-        <w:rPr>
-          <w:rFonts w:hint="eastAsia"/>
-          <w:lang w:val="en-US" w:eastAsia="zh-CN"/>
-        </w:rPr>
-        <w:fldChar w:fldCharType="separate"/>
-      </w:r>
-      <w:r>
-        <w:rPr>
-          <w:rFonts w:hint="eastAsia"/>
-          <w:lang w:val="en-US" w:eastAsia="zh-CN"/>
-        </w:rPr>
-        <w:t>4</w:t>
-      </w:r>
-      <w:r>
-        <w:rPr>
-          <w:rFonts w:hint="eastAsia"/>
-          <w:lang w:val="en-US" w:eastAsia="zh-CN"/>
-        </w:rPr>
-        <w:fldChar w:fldCharType="end"/>
-      </w:r>
-      <w:bookmarkStart w:id="14" w:name="_Toc29142"/>
-      <w:r>
-        <w:rPr>
-          <w:rFonts w:hint="eastAsia"/>
-          <w:lang w:val="en-US" w:eastAsia="zh-CN"/>
-        </w:rPr>
-        <w:t xml:space="preserve"> 事件管理概况</w:t>
-      </w:r>
-      <w:bookmarkEnd w:id="14"/>
       <w:r>
         <w:drawing>
           <wp:inline distT="0" distB="0" distL="114300" distR="114300">
@@ -9976,7 +9586,7 @@
         </w:rPr>
         <w:fldChar w:fldCharType="end"/>
       </w:r>
-      <w:bookmarkStart w:id="15" w:name="_Toc15576"/>
+      <w:bookmarkStart w:id="15" w:name="_Toc26873"/>
       <w:r>
         <w:rPr>
           <w:rFonts w:hint="eastAsia"/>
@@ -10277,7 +9887,7 @@
         </w:rPr>
         <w:fldChar w:fldCharType="end"/>
       </w:r>
-      <w:bookmarkStart w:id="16" w:name="_Toc29701"/>
+      <w:bookmarkStart w:id="16" w:name="_Toc24121"/>
       <w:r>
         <w:rPr>
           <w:rFonts w:hint="eastAsia"/>
@@ -10497,7 +10107,7 @@
         </w:rPr>
         <w:fldChar w:fldCharType="end"/>
       </w:r>
-      <w:bookmarkStart w:id="17" w:name="_Toc29726"/>
+      <w:bookmarkStart w:id="17" w:name="_Toc5204"/>
       <w:r>
         <w:rPr>
           <w:rFonts w:hint="eastAsia"/>
@@ -10705,7 +10315,7 @@
         </w:rPr>
         <w:fldChar w:fldCharType="end"/>
       </w:r>
-      <w:bookmarkStart w:id="18" w:name="_Toc12039"/>
+      <w:bookmarkStart w:id="18" w:name="_Toc28547"/>
       <w:r>
         <w:rPr>
           <w:rFonts w:hint="eastAsia"/>
@@ -11147,132 +10757,156 @@
         <w:jc w:val="center"/>
         <w:textAlignment w:val="baseline"/>
         <w:rPr>
+          <w:rFonts w:hint="eastAsia"/>
+          <w:lang w:val="en-US" w:eastAsia="zh-CN"/>
+        </w:rPr>
+      </w:pPr>
+      <w:r>
+        <w:rPr>
+          <w:rFonts w:hint="eastAsia"/>
+          <w:lang w:val="en-US" w:eastAsia="zh-CN"/>
+        </w:rPr>
+        <w:t xml:space="preserve">图 </w:t>
+      </w:r>
+      <w:r>
+        <w:rPr>
+          <w:rFonts w:hint="default"/>
+          <w:lang w:val="en-US" w:eastAsia="zh-CN"/>
+        </w:rPr>
+        <w:fldChar w:fldCharType="begin"/>
+      </w:r>
+      <w:r>
+        <w:rPr>
+          <w:rFonts w:hint="default"/>
+          <w:lang w:val="en-US" w:eastAsia="zh-CN"/>
+        </w:rPr>
+        <w:instrText xml:space="preserve"> </w:instrText>
+      </w:r>
+      <w:r>
+        <w:instrText xml:space="preserve">STYLEREF </w:instrText>
+      </w:r>
+      <w:r>
+        <w:rPr>
+          <w:rFonts w:hint="eastAsia"/>
+          <w:lang w:val="en-US" w:eastAsia="zh-CN"/>
+        </w:rPr>
+        <w:instrText xml:space="preserve">"柴_标题1"\n</w:instrText>
+      </w:r>
+      <w:r>
+        <w:instrText xml:space="preserve"> \s</w:instrText>
+      </w:r>
+      <w:r>
+        <w:rPr>
+          <w:rFonts w:hint="default"/>
+          <w:lang w:val="en-US" w:eastAsia="zh-CN"/>
+        </w:rPr>
+        <w:instrText xml:space="preserve"> </w:instrText>
+      </w:r>
+      <w:r>
+        <w:rPr>
+          <w:rFonts w:hint="eastAsia"/>
+          <w:lang w:val="en-US" w:eastAsia="zh-CN"/>
+        </w:rPr>
+        <w:instrText xml:space="preserve">* Charformat</w:instrText>
+      </w:r>
+      <w:r>
+        <w:rPr>
+          <w:rFonts w:hint="default"/>
+          <w:lang w:val="en-US" w:eastAsia="zh-CN"/>
+        </w:rPr>
+        <w:fldChar w:fldCharType="separate"/>
+      </w:r>
+      <w:r>
+        <w:rPr>
+          <w:rFonts w:hint="default"/>
+          <w:lang w:val="en-US" w:eastAsia="zh-CN"/>
+        </w:rPr>
+        <w:t>1</w:t>
+      </w:r>
+      <w:r>
+        <w:rPr>
+          <w:rFonts w:hint="default"/>
+          <w:lang w:val="en-US" w:eastAsia="zh-CN"/>
+        </w:rPr>
+        <w:fldChar w:fldCharType="end"/>
+      </w:r>
+      <w:r>
+        <w:rPr>
+          <w:rFonts w:hint="eastAsia"/>
+          <w:lang w:val="en-US" w:eastAsia="zh-CN"/>
+        </w:rPr>
+        <w:t>-</w:t>
+      </w:r>
+      <w:r>
+        <w:rPr>
+          <w:rFonts w:hint="eastAsia"/>
+          <w:lang w:val="en-US" w:eastAsia="zh-CN"/>
+        </w:rPr>
+        <w:fldChar w:fldCharType="begin"/>
+      </w:r>
+      <w:r>
+        <w:rPr>
+          <w:rFonts w:hint="eastAsia"/>
+          <w:lang w:val="en-US" w:eastAsia="zh-CN"/>
+        </w:rPr>
+        <w:instrText xml:space="preserve"> SEQ 图 \* ARABIC  \s 1 </w:instrText>
+      </w:r>
+      <w:r>
+        <w:rPr>
+          <w:rFonts w:hint="eastAsia"/>
+          <w:lang w:val="en-US" w:eastAsia="zh-CN"/>
+        </w:rPr>
+        <w:fldChar w:fldCharType="separate"/>
+      </w:r>
+      <w:r>
+        <w:rPr>
+          <w:rFonts w:hint="eastAsia"/>
+          <w:lang w:val="en-US" w:eastAsia="zh-CN"/>
+        </w:rPr>
+        <w:t>9</w:t>
+      </w:r>
+      <w:r>
+        <w:rPr>
+          <w:rFonts w:hint="eastAsia"/>
+          <w:lang w:val="en-US" w:eastAsia="zh-CN"/>
+        </w:rPr>
+        <w:fldChar w:fldCharType="end"/>
+      </w:r>
+      <w:bookmarkStart w:id="19" w:name="_Toc5323"/>
+      <w:r>
+        <w:rPr>
+          <w:rFonts w:hint="eastAsia"/>
+          <w:lang w:val="en-US" w:eastAsia="zh-CN"/>
+        </w:rPr>
+        <w:t xml:space="preserve"> 服务知识列表</w:t>
+      </w:r>
+      <w:bookmarkEnd w:id="19"/>
+    </w:p>
+    <w:p>
+      <w:pPr>
+        <w:pStyle w:val="32"/>
+        <w:keepNext w:val="0"/>
+        <w:keepLines w:val="0"/>
+        <w:pageBreakBefore w:val="0"/>
+        <w:widowControl w:val="0"/>
+        <w:kinsoku w:val="0"/>
+        <w:wordWrap/>
+        <w:overflowPunct/>
+        <w:topLinePunct w:val="0"/>
+        <w:autoSpaceDE w:val="0"/>
+        <w:autoSpaceDN w:val="0"/>
+        <w:bidi w:val="0"/>
+        <w:adjustRightInd w:val="0"/>
+        <w:snapToGrid w:val="0"/>
+        <w:jc w:val="center"/>
+        <w:textAlignment w:val="baseline"/>
+        <w:rPr>
           <w:rFonts w:hint="eastAsia" w:ascii="宋体" w:hAnsi="宋体" w:eastAsia="宋体" w:cs="Times New Roman"/>
           <w:sz w:val="24"/>
           <w:szCs w:val="24"/>
           <w:lang w:val="en-US" w:eastAsia="zh-CN" w:bidi="ar-SA"/>
         </w:rPr>
       </w:pPr>
-      <w:r>
-        <w:rPr>
-          <w:rFonts w:hint="eastAsia"/>
-          <w:lang w:val="en-US" w:eastAsia="zh-CN"/>
-        </w:rPr>
-        <w:t xml:space="preserve">图 </w:t>
-      </w:r>
-      <w:r>
-        <w:rPr>
-          <w:rFonts w:hint="default"/>
-          <w:lang w:val="en-US" w:eastAsia="zh-CN"/>
-        </w:rPr>
-        <w:fldChar w:fldCharType="begin"/>
-      </w:r>
-      <w:r>
-        <w:rPr>
-          <w:rFonts w:hint="default"/>
-          <w:lang w:val="en-US" w:eastAsia="zh-CN"/>
-        </w:rPr>
-        <w:instrText xml:space="preserve"> </w:instrText>
-      </w:r>
-      <w:r>
-        <w:instrText xml:space="preserve">STYLEREF </w:instrText>
-      </w:r>
-      <w:r>
-        <w:rPr>
-          <w:rFonts w:hint="eastAsia"/>
-          <w:lang w:val="en-US" w:eastAsia="zh-CN"/>
-        </w:rPr>
-        <w:instrText xml:space="preserve">"柴_标题1"\n</w:instrText>
-      </w:r>
-      <w:r>
-        <w:instrText xml:space="preserve"> \s</w:instrText>
-      </w:r>
-      <w:r>
-        <w:rPr>
-          <w:rFonts w:hint="default"/>
-          <w:lang w:val="en-US" w:eastAsia="zh-CN"/>
-        </w:rPr>
-        <w:instrText xml:space="preserve"> </w:instrText>
-      </w:r>
-      <w:r>
-        <w:rPr>
-          <w:rFonts w:hint="eastAsia"/>
-          <w:lang w:val="en-US" w:eastAsia="zh-CN"/>
-        </w:rPr>
-        <w:instrText xml:space="preserve">* Charformat</w:instrText>
-      </w:r>
-      <w:r>
-        <w:rPr>
-          <w:rFonts w:hint="default"/>
-          <w:lang w:val="en-US" w:eastAsia="zh-CN"/>
-        </w:rPr>
-        <w:fldChar w:fldCharType="separate"/>
-      </w:r>
-      <w:r>
-        <w:rPr>
-          <w:rFonts w:hint="default"/>
-          <w:lang w:val="en-US" w:eastAsia="zh-CN"/>
-        </w:rPr>
-        <w:t>1</w:t>
-      </w:r>
-      <w:r>
-        <w:rPr>
-          <w:rFonts w:hint="default"/>
-          <w:lang w:val="en-US" w:eastAsia="zh-CN"/>
-        </w:rPr>
-        <w:fldChar w:fldCharType="end"/>
-      </w:r>
-      <w:r>
-        <w:rPr>
-          <w:rFonts w:hint="eastAsia"/>
-          <w:lang w:val="en-US" w:eastAsia="zh-CN"/>
-        </w:rPr>
-        <w:t>-</w:t>
-      </w:r>
-      <w:r>
-        <w:rPr>
-          <w:rFonts w:hint="eastAsia"/>
-          <w:lang w:val="en-US" w:eastAsia="zh-CN"/>
-        </w:rPr>
-        <w:fldChar w:fldCharType="begin"/>
-      </w:r>
-      <w:r>
-        <w:rPr>
-          <w:rFonts w:hint="eastAsia"/>
-          <w:lang w:val="en-US" w:eastAsia="zh-CN"/>
-        </w:rPr>
-        <w:instrText xml:space="preserve"> SEQ 图 \* ARABIC  \s 1 </w:instrText>
-      </w:r>
-      <w:r>
-        <w:rPr>
-          <w:rFonts w:hint="eastAsia"/>
-          <w:lang w:val="en-US" w:eastAsia="zh-CN"/>
-        </w:rPr>
-        <w:fldChar w:fldCharType="separate"/>
-      </w:r>
-      <w:r>
-        <w:rPr>
-          <w:rFonts w:hint="eastAsia"/>
-          <w:lang w:val="en-US" w:eastAsia="zh-CN"/>
-        </w:rPr>
-        <w:t>9</w:t>
-      </w:r>
-      <w:r>
-        <w:rPr>
-          <w:rFonts w:hint="eastAsia"/>
-          <w:lang w:val="en-US" w:eastAsia="zh-CN"/>
-        </w:rPr>
-        <w:fldChar w:fldCharType="end"/>
-      </w:r>
-      <w:bookmarkStart w:id="19" w:name="_Toc28176"/>
-      <w:r>
-        <w:rPr>
-          <w:rFonts w:hint="eastAsia"/>
-          <w:lang w:val="en-US" w:eastAsia="zh-CN"/>
-        </w:rPr>
-        <w:t xml:space="preserve"> 服务知识列表</w:t>
-      </w:r>
-      <w:bookmarkEnd w:id="19"/>
       <w:r>
         <w:rPr>
           <w:rFonts w:hint="eastAsia" w:ascii="宋体" w:hAnsi="宋体" w:eastAsia="宋体" w:cs="Times New Roman"/>
@@ -11516,7 +11150,7 @@
         </w:rPr>
         <w:fldChar w:fldCharType="end"/>
       </w:r>
-      <w:bookmarkStart w:id="20" w:name="_Toc28516"/>
+      <w:bookmarkStart w:id="20" w:name="_Toc2174"/>
       <w:r>
         <w:rPr>
           <w:rFonts w:hint="eastAsia"/>
@@ -11612,7 +11246,7 @@
         <w:snapToGrid w:val="0"/>
         <w:textAlignment w:val="baseline"/>
       </w:pPr>
-      <w:bookmarkStart w:id="21" w:name="_Toc11798"/>
+      <w:bookmarkStart w:id="21" w:name="_Toc21534"/>
       <w:r>
         <w:t>应用情况</w:t>
       </w:r>
@@ -11669,8 +11303,8 @@
         <w:snapToGrid w:val="0"/>
         <w:textAlignment w:val="baseline"/>
       </w:pPr>
-      <w:bookmarkStart w:id="22" w:name="_Toc504"/>
-      <w:bookmarkStart w:id="23" w:name="heading_7"/>
+      <w:bookmarkStart w:id="22" w:name="heading_7"/>
+      <w:bookmarkStart w:id="23" w:name="_Toc9806"/>
       <w:r>
         <w:rPr>
           <w:rFonts w:hint="eastAsia"/>
@@ -11702,8 +11336,8 @@
         <w:snapToGrid w:val="0"/>
         <w:textAlignment w:val="baseline"/>
       </w:pPr>
-      <w:bookmarkStart w:id="24" w:name="_Toc6192"/>
-      <w:bookmarkStart w:id="25" w:name="heading_8"/>
+      <w:bookmarkStart w:id="24" w:name="heading_8"/>
+      <w:bookmarkStart w:id="25" w:name="_Toc21540"/>
       <w:r>
         <w:rPr>
           <w:rFonts w:hint="eastAsia"/>
@@ -11769,7 +11403,7 @@
         <w:textAlignment w:val="baseline"/>
       </w:pPr>
       <w:bookmarkStart w:id="26" w:name="heading_9"/>
-      <w:bookmarkStart w:id="27" w:name="_Toc31522"/>
+      <w:bookmarkStart w:id="27" w:name="_Toc1954"/>
       <w:r>
         <w:t>主要功能</w:t>
       </w:r>
@@ -11966,7 +11600,7 @@
         </w:rPr>
         <w:fldChar w:fldCharType="end"/>
       </w:r>
-      <w:bookmarkStart w:id="28" w:name="_Toc20"/>
+      <w:bookmarkStart w:id="28" w:name="_Toc448"/>
       <w:r>
         <w:rPr>
           <w:rFonts w:hint="eastAsia"/>
@@ -12173,7 +11807,7 @@
         </w:rPr>
         <w:fldChar w:fldCharType="end"/>
       </w:r>
-      <w:bookmarkStart w:id="29" w:name="_Toc32603"/>
+      <w:bookmarkStart w:id="29" w:name="_Toc9019"/>
       <w:r>
         <w:rPr>
           <w:rFonts w:hint="eastAsia"/>
@@ -12411,7 +12045,7 @@
         </w:rPr>
         <w:fldChar w:fldCharType="end"/>
       </w:r>
-      <w:bookmarkStart w:id="30" w:name="_Toc23812"/>
+      <w:bookmarkStart w:id="30" w:name="_Toc2659"/>
       <w:r>
         <w:rPr>
           <w:rFonts w:hint="eastAsia"/>
@@ -12651,7 +12285,7 @@
         </w:rPr>
         <w:fldChar w:fldCharType="end"/>
       </w:r>
-      <w:bookmarkStart w:id="31" w:name="_Toc29734"/>
+      <w:bookmarkStart w:id="31" w:name="_Toc29184"/>
       <w:r>
         <w:rPr>
           <w:rFonts w:hint="eastAsia"/>
@@ -12917,7 +12551,7 @@
         </w:rPr>
         <w:fldChar w:fldCharType="end"/>
       </w:r>
-      <w:bookmarkStart w:id="32" w:name="_Toc27788"/>
+      <w:bookmarkStart w:id="32" w:name="_Toc18899"/>
       <w:r>
         <w:rPr>
           <w:rFonts w:hint="eastAsia"/>
@@ -13170,7 +12804,7 @@
         </w:rPr>
         <w:fldChar w:fldCharType="end"/>
       </w:r>
-      <w:bookmarkStart w:id="33" w:name="_Toc24703"/>
+      <w:bookmarkStart w:id="33" w:name="_Toc29839"/>
       <w:r>
         <w:rPr>
           <w:rFonts w:hint="eastAsia"/>
@@ -13378,7 +13012,7 @@
         </w:rPr>
         <w:fldChar w:fldCharType="end"/>
       </w:r>
-      <w:bookmarkStart w:id="34" w:name="_Toc12755"/>
+      <w:bookmarkStart w:id="34" w:name="_Toc9862"/>
       <w:r>
         <w:rPr>
           <w:rFonts w:hint="eastAsia"/>
@@ -13618,7 +13252,7 @@
         </w:rPr>
         <w:fldChar w:fldCharType="end"/>
       </w:r>
-      <w:bookmarkStart w:id="35" w:name="_Toc4194"/>
+      <w:bookmarkStart w:id="35" w:name="_Toc29355"/>
       <w:r>
         <w:rPr>
           <w:rFonts w:hint="eastAsia"/>
@@ -13841,7 +13475,7 @@
         </w:rPr>
         <w:fldChar w:fldCharType="end"/>
       </w:r>
-      <w:bookmarkStart w:id="36" w:name="_Toc1373"/>
+      <w:bookmarkStart w:id="36" w:name="_Toc16618"/>
       <w:r>
         <w:rPr>
           <w:rFonts w:hint="eastAsia"/>
@@ -14049,7 +13683,7 @@
         </w:rPr>
         <w:fldChar w:fldCharType="end"/>
       </w:r>
-      <w:bookmarkStart w:id="37" w:name="_Toc12821"/>
+      <w:bookmarkStart w:id="37" w:name="_Toc32729"/>
       <w:r>
         <w:rPr>
           <w:rFonts w:hint="eastAsia"/>
@@ -14289,7 +13923,7 @@
         </w:rPr>
         <w:fldChar w:fldCharType="end"/>
       </w:r>
-      <w:bookmarkStart w:id="38" w:name="_Toc9776"/>
+      <w:bookmarkStart w:id="38" w:name="_Toc13644"/>
       <w:r>
         <w:rPr>
           <w:rFonts w:hint="eastAsia"/>
@@ -14497,7 +14131,7 @@
         </w:rPr>
         <w:fldChar w:fldCharType="end"/>
       </w:r>
-      <w:bookmarkStart w:id="39" w:name="_Toc4198"/>
+      <w:bookmarkStart w:id="39" w:name="_Toc27748"/>
       <w:r>
         <w:rPr>
           <w:rFonts w:hint="eastAsia"/>
@@ -14752,7 +14386,7 @@
         </w:rPr>
         <w:fldChar w:fldCharType="end"/>
       </w:r>
-      <w:bookmarkStart w:id="40" w:name="_Toc26165"/>
+      <w:bookmarkStart w:id="40" w:name="_Toc13562"/>
       <w:r>
         <w:rPr>
           <w:rFonts w:hint="eastAsia"/>
@@ -14964,7 +14598,7 @@
         </w:rPr>
         <w:fldChar w:fldCharType="end"/>
       </w:r>
-      <w:bookmarkStart w:id="41" w:name="_Toc16948"/>
+      <w:bookmarkStart w:id="41" w:name="_Toc18339"/>
       <w:r>
         <w:rPr>
           <w:rFonts w:hint="eastAsia"/>
@@ -15204,7 +14838,7 @@
         </w:rPr>
         <w:fldChar w:fldCharType="end"/>
       </w:r>
-      <w:bookmarkStart w:id="42" w:name="_Toc30178"/>
+      <w:bookmarkStart w:id="42" w:name="_Toc23270"/>
       <w:r>
         <w:rPr>
           <w:rFonts w:hint="eastAsia"/>
@@ -15416,7 +15050,7 @@
         </w:rPr>
         <w:fldChar w:fldCharType="end"/>
       </w:r>
-      <w:bookmarkStart w:id="43" w:name="_Toc29488"/>
+      <w:bookmarkStart w:id="43" w:name="_Toc3405"/>
       <w:r>
         <w:rPr>
           <w:rFonts w:hint="eastAsia"/>
@@ -15706,7 +15340,7 @@
         </w:rPr>
         <w:fldChar w:fldCharType="end"/>
       </w:r>
-      <w:bookmarkStart w:id="44" w:name="_Toc4886"/>
+      <w:bookmarkStart w:id="44" w:name="_Toc30354"/>
       <w:r>
         <w:rPr>
           <w:rFonts w:hint="eastAsia"/>
@@ -15914,7 +15548,7 @@
         </w:rPr>
         <w:fldChar w:fldCharType="end"/>
       </w:r>
-      <w:bookmarkStart w:id="45" w:name="_Toc10725"/>
+      <w:bookmarkStart w:id="45" w:name="_Toc1880"/>
       <w:r>
         <w:rPr>
           <w:rFonts w:hint="eastAsia"/>
@@ -16154,7 +15788,7 @@
         </w:rPr>
         <w:fldChar w:fldCharType="end"/>
       </w:r>
-      <w:bookmarkStart w:id="46" w:name="_Toc8004"/>
+      <w:bookmarkStart w:id="46" w:name="_Toc26309"/>
       <w:r>
         <w:rPr>
           <w:rFonts w:hint="eastAsia"/>
@@ -16381,7 +16015,7 @@
         </w:rPr>
         <w:fldChar w:fldCharType="end"/>
       </w:r>
-      <w:bookmarkStart w:id="47" w:name="_Toc12022"/>
+      <w:bookmarkStart w:id="47" w:name="_Toc21061"/>
       <w:r>
         <w:rPr>
           <w:rFonts w:hint="eastAsia"/>
@@ -16589,7 +16223,7 @@
         </w:rPr>
         <w:fldChar w:fldCharType="end"/>
       </w:r>
-      <w:bookmarkStart w:id="48" w:name="_Toc24788"/>
+      <w:bookmarkStart w:id="48" w:name="_Toc22623"/>
       <w:r>
         <w:rPr>
           <w:rFonts w:hint="eastAsia"/>
@@ -16828,7 +16462,7 @@
         </w:rPr>
         <w:fldChar w:fldCharType="end"/>
       </w:r>
-      <w:bookmarkStart w:id="49" w:name="_Toc31143"/>
+      <w:bookmarkStart w:id="49" w:name="_Toc12063"/>
       <w:r>
         <w:rPr>
           <w:rFonts w:hint="eastAsia"/>
@@ -17078,7 +16712,7 @@
         </w:rPr>
         <w:fldChar w:fldCharType="end"/>
       </w:r>
-      <w:bookmarkStart w:id="50" w:name="_Toc29638"/>
+      <w:bookmarkStart w:id="50" w:name="_Toc10978"/>
       <w:r>
         <w:rPr>
           <w:rFonts w:hint="eastAsia"/>
@@ -17315,7 +16949,7 @@
         </w:rPr>
         <w:fldChar w:fldCharType="end"/>
       </w:r>
-      <w:bookmarkStart w:id="51" w:name="_Toc17823"/>
+      <w:bookmarkStart w:id="51" w:name="_Toc16529"/>
       <w:r>
         <w:rPr>
           <w:rFonts w:hint="eastAsia"/>
@@ -17569,7 +17203,7 @@
         </w:rPr>
         <w:fldChar w:fldCharType="end"/>
       </w:r>
-      <w:bookmarkStart w:id="52" w:name="_Toc11673"/>
+      <w:bookmarkStart w:id="52" w:name="_Toc5764"/>
       <w:r>
         <w:rPr>
           <w:rFonts w:hint="eastAsia"/>
@@ -17837,7 +17471,7 @@
         </w:rPr>
         <w:fldChar w:fldCharType="end"/>
       </w:r>
-      <w:bookmarkStart w:id="53" w:name="_Toc13805"/>
+      <w:bookmarkStart w:id="53" w:name="_Toc417"/>
       <w:r>
         <w:rPr>
           <w:rFonts w:hint="eastAsia"/>
@@ -18049,7 +17683,7 @@
         </w:rPr>
         <w:fldChar w:fldCharType="end"/>
       </w:r>
-      <w:bookmarkStart w:id="54" w:name="_Toc30827"/>
+      <w:bookmarkStart w:id="54" w:name="_Toc30850"/>
       <w:r>
         <w:rPr>
           <w:rFonts w:hint="eastAsia"/>
@@ -18289,7 +17923,7 @@
         </w:rPr>
         <w:fldChar w:fldCharType="end"/>
       </w:r>
-      <w:bookmarkStart w:id="55" w:name="_Toc21594"/>
+      <w:bookmarkStart w:id="55" w:name="_Toc5275"/>
       <w:r>
         <w:rPr>
           <w:rFonts w:hint="eastAsia"/>
@@ -18501,7 +18135,7 @@
         </w:rPr>
         <w:fldChar w:fldCharType="end"/>
       </w:r>
-      <w:bookmarkStart w:id="56" w:name="_Toc29126"/>
+      <w:bookmarkStart w:id="56" w:name="_Toc14774"/>
       <w:r>
         <w:rPr>
           <w:rFonts w:hint="eastAsia"/>
@@ -18769,7 +18403,7 @@
         </w:rPr>
         <w:fldChar w:fldCharType="end"/>
       </w:r>
-      <w:bookmarkStart w:id="57" w:name="_Toc2242"/>
+      <w:bookmarkStart w:id="57" w:name="_Toc32330"/>
       <w:r>
         <w:rPr>
           <w:rFonts w:hint="eastAsia"/>
@@ -18977,7 +18611,7 @@
         </w:rPr>
         <w:fldChar w:fldCharType="end"/>
       </w:r>
-      <w:bookmarkStart w:id="58" w:name="_Toc28654"/>
+      <w:bookmarkStart w:id="58" w:name="_Toc876"/>
       <w:r>
         <w:rPr>
           <w:rFonts w:hint="eastAsia"/>
@@ -19217,7 +18851,7 @@
         </w:rPr>
         <w:fldChar w:fldCharType="end"/>
       </w:r>
-      <w:bookmarkStart w:id="59" w:name="_Toc18358"/>
+      <w:bookmarkStart w:id="59" w:name="_Toc8558"/>
       <w:r>
         <w:rPr>
           <w:rFonts w:hint="eastAsia"/>
@@ -19424,7 +19058,7 @@
         </w:rPr>
         <w:fldChar w:fldCharType="end"/>
       </w:r>
-      <w:bookmarkStart w:id="60" w:name="_Toc3932"/>
+      <w:bookmarkStart w:id="60" w:name="_Toc13938"/>
       <w:r>
         <w:rPr>
           <w:rFonts w:hint="eastAsia"/>
@@ -19456,7 +19090,6 @@
           <w:rFonts w:hint="eastAsia"/>
         </w:rPr>
       </w:pPr>
-      <w:bookmarkStart w:id="109" w:name="_GoBack"/>
       <w:r>
         <w:drawing>
           <wp:inline distT="0" distB="0" distL="114300" distR="114300">
@@ -19500,7 +19133,6 @@
           </wp:inline>
         </w:drawing>
       </w:r>
-      <w:bookmarkEnd w:id="109"/>
     </w:p>
     <w:p>
       <w:pPr>
@@ -19664,7 +19296,7 @@
         </w:rPr>
         <w:fldChar w:fldCharType="end"/>
       </w:r>
-      <w:bookmarkStart w:id="61" w:name="_Toc5964"/>
+      <w:bookmarkStart w:id="61" w:name="_Toc3691"/>
       <w:r>
         <w:rPr>
           <w:rFonts w:hint="eastAsia"/>
@@ -19876,7 +19508,7 @@
         </w:rPr>
         <w:fldChar w:fldCharType="end"/>
       </w:r>
-      <w:bookmarkStart w:id="62" w:name="_Toc25340"/>
+      <w:bookmarkStart w:id="62" w:name="_Toc22638"/>
       <w:r>
         <w:rPr>
           <w:rFonts w:hint="eastAsia"/>
@@ -20139,7 +19771,7 @@
         </w:rPr>
         <w:fldChar w:fldCharType="end"/>
       </w:r>
-      <w:bookmarkStart w:id="63" w:name="_Toc24298"/>
+      <w:bookmarkStart w:id="63" w:name="_Toc31551"/>
       <w:r>
         <w:rPr>
           <w:rFonts w:hint="eastAsia"/>
@@ -20347,7 +19979,7 @@
         </w:rPr>
         <w:fldChar w:fldCharType="end"/>
       </w:r>
-      <w:bookmarkStart w:id="64" w:name="_Toc13177"/>
+      <w:bookmarkStart w:id="64" w:name="_Toc27508"/>
       <w:r>
         <w:rPr>
           <w:rFonts w:hint="eastAsia"/>
@@ -20587,7 +20219,7 @@
         </w:rPr>
         <w:fldChar w:fldCharType="end"/>
       </w:r>
-      <w:bookmarkStart w:id="65" w:name="_Toc951"/>
+      <w:bookmarkStart w:id="65" w:name="_Toc30646"/>
       <w:r>
         <w:rPr>
           <w:rFonts w:hint="eastAsia"/>
@@ -20853,7 +20485,7 @@
         </w:rPr>
         <w:fldChar w:fldCharType="end"/>
       </w:r>
-      <w:bookmarkStart w:id="66" w:name="_Toc8019"/>
+      <w:bookmarkStart w:id="66" w:name="_Toc25560"/>
       <w:r>
         <w:rPr>
           <w:rFonts w:hint="eastAsia"/>
@@ -20947,8 +20579,8 @@
         <w:snapToGrid w:val="0"/>
         <w:textAlignment w:val="baseline"/>
       </w:pPr>
-      <w:bookmarkStart w:id="67" w:name="_Toc4080"/>
-      <w:bookmarkStart w:id="68" w:name="heading_10"/>
+      <w:bookmarkStart w:id="67" w:name="heading_10"/>
+      <w:bookmarkStart w:id="68" w:name="_Toc30613"/>
       <w:r>
         <w:t>应用情况</w:t>
       </w:r>
@@ -21012,7 +20644,7 @@
         <w:textAlignment w:val="baseline"/>
       </w:pPr>
       <w:bookmarkStart w:id="69" w:name="heading_12"/>
-      <w:bookmarkStart w:id="70" w:name="_Toc19782"/>
+      <w:bookmarkStart w:id="70" w:name="_Toc1066"/>
       <w:r>
         <w:t>服务台应用情况</w:t>
       </w:r>
@@ -21038,7 +20670,7 @@
         <w:textAlignment w:val="baseline"/>
       </w:pPr>
       <w:bookmarkStart w:id="71" w:name="heading_13"/>
-      <w:bookmarkStart w:id="72" w:name="_Toc17398"/>
+      <w:bookmarkStart w:id="72" w:name="_Toc5646"/>
       <w:r>
         <w:t>服务台管理体系概述</w:t>
       </w:r>
@@ -21085,8 +20717,8 @@
         <w:snapToGrid w:val="0"/>
         <w:textAlignment w:val="baseline"/>
       </w:pPr>
-      <w:bookmarkStart w:id="73" w:name="_Toc11778"/>
-      <w:bookmarkStart w:id="74" w:name="heading_14"/>
+      <w:bookmarkStart w:id="73" w:name="heading_14"/>
+      <w:bookmarkStart w:id="74" w:name="_Toc4774"/>
       <w:r>
         <w:t>核心机制的应用与执行情况</w:t>
       </w:r>
@@ -21114,7 +20746,6 @@
           <w:rFonts w:hint="eastAsia"/>
         </w:rPr>
       </w:pPr>
-      <w:bookmarkStart w:id="75" w:name="_Toc14068"/>
       <w:r>
         <w:rPr>
           <w:rFonts w:hint="eastAsia"/>
@@ -21198,6 +20829,7 @@
           <w:lang w:val="en-US" w:eastAsia="zh-CN"/>
         </w:rPr>
       </w:pPr>
+      <w:bookmarkStart w:id="75" w:name="_Toc14984"/>
       <w:r>
         <w:rPr>
           <w:rFonts w:hint="eastAsia"/>
@@ -21230,7 +20862,6 @@
         </w:rPr>
       </w:pPr>
       <w:bookmarkStart w:id="76" w:name="heading_19"/>
-      <w:bookmarkStart w:id="77" w:name="_Toc29322"/>
       <w:r>
         <w:rPr>
           <w:rFonts w:hint="default"/>
@@ -21373,6 +21004,7 @@
         <w:snapToGrid w:val="0"/>
         <w:textAlignment w:val="baseline"/>
       </w:pPr>
+      <w:bookmarkStart w:id="77" w:name="_Toc3223"/>
       <w:r>
         <w:t>应用成效总结</w:t>
       </w:r>
@@ -21422,8 +21054,8 @@
         <w:snapToGrid w:val="0"/>
         <w:textAlignment w:val="baseline"/>
       </w:pPr>
-      <w:bookmarkStart w:id="78" w:name="_Toc31095"/>
-      <w:bookmarkStart w:id="79" w:name="heading_20"/>
+      <w:bookmarkStart w:id="78" w:name="heading_20"/>
+      <w:bookmarkStart w:id="79" w:name="_Toc4410"/>
       <w:r>
         <w:t>备件库应用情况</w:t>
       </w:r>
@@ -21449,7 +21081,7 @@
         <w:textAlignment w:val="baseline"/>
       </w:pPr>
       <w:bookmarkStart w:id="80" w:name="heading_21"/>
-      <w:bookmarkStart w:id="81" w:name="_Toc16592"/>
+      <w:bookmarkStart w:id="81" w:name="_Toc19215"/>
       <w:r>
         <w:t>备品备件管理体系概述</w:t>
       </w:r>
@@ -21507,7 +21139,7 @@
         <w:textAlignment w:val="baseline"/>
       </w:pPr>
       <w:bookmarkStart w:id="82" w:name="heading_22"/>
-      <w:bookmarkStart w:id="83" w:name="_Toc31449"/>
+      <w:bookmarkStart w:id="83" w:name="_Toc24002"/>
       <w:r>
         <w:t>核心管理机制的应用与执行情况</w:t>
       </w:r>
@@ -21655,7 +21287,7 @@
         <w:textAlignment w:val="baseline"/>
       </w:pPr>
       <w:bookmarkStart w:id="84" w:name="heading_27"/>
-      <w:bookmarkStart w:id="85" w:name="_Toc28463"/>
+      <w:bookmarkStart w:id="85" w:name="_Toc24257"/>
       <w:r>
         <w:t>关键绩效指标达成情况</w:t>
       </w:r>
@@ -21683,8 +21315,7 @@
           <w:rFonts w:hint="eastAsia"/>
         </w:rPr>
       </w:pPr>
-      <w:bookmarkStart w:id="86" w:name="_Toc29385"/>
-      <w:bookmarkStart w:id="87" w:name="heading_28"/>
+      <w:bookmarkStart w:id="86" w:name="heading_28"/>
       <w:r>
         <w:rPr>
           <w:rFonts w:hint="eastAsia"/>
@@ -21828,6 +21459,7 @@
         <w:snapToGrid w:val="0"/>
         <w:textAlignment w:val="baseline"/>
       </w:pPr>
+      <w:bookmarkStart w:id="87" w:name="_Toc877"/>
       <w:r>
         <w:t>应用成效总结</w:t>
       </w:r>
@@ -21878,7 +21510,7 @@
         <w:textAlignment w:val="baseline"/>
       </w:pPr>
       <w:bookmarkStart w:id="88" w:name="heading_29"/>
-      <w:bookmarkStart w:id="89" w:name="_Toc11862"/>
+      <w:bookmarkStart w:id="89" w:name="_Toc26018"/>
       <w:r>
         <w:rPr>
           <w:rFonts w:hint="eastAsia"/>
@@ -21911,7 +21543,7 @@
         <w:textAlignment w:val="baseline"/>
       </w:pPr>
       <w:bookmarkStart w:id="90" w:name="heading_30"/>
-      <w:bookmarkStart w:id="91" w:name="_Toc12304"/>
+      <w:bookmarkStart w:id="91" w:name="_Toc14539"/>
       <w:r>
         <w:rPr>
           <w:rFonts w:hint="eastAsia"/>
@@ -21994,8 +21626,8 @@
         <w:snapToGrid w:val="0"/>
         <w:textAlignment w:val="baseline"/>
       </w:pPr>
-      <w:bookmarkStart w:id="92" w:name="_Toc14198"/>
-      <w:bookmarkStart w:id="93" w:name="heading_31"/>
+      <w:bookmarkStart w:id="92" w:name="heading_31"/>
+      <w:bookmarkStart w:id="93" w:name="_Toc21158"/>
       <w:r>
         <w:t>核心管理机制的应用与执行情况</w:t>
       </w:r>
@@ -22181,8 +21813,8 @@
         <w:snapToGrid w:val="0"/>
         <w:textAlignment w:val="baseline"/>
       </w:pPr>
-      <w:bookmarkStart w:id="94" w:name="_Toc15990"/>
-      <w:bookmarkStart w:id="95" w:name="heading_36"/>
+      <w:bookmarkStart w:id="94" w:name="heading_36"/>
+      <w:bookmarkStart w:id="95" w:name="_Toc2303"/>
       <w:r>
         <w:t>关键绩效指标达成情况</w:t>
       </w:r>
@@ -22211,7 +21843,6 @@
         </w:rPr>
       </w:pPr>
       <w:bookmarkStart w:id="96" w:name="heading_37"/>
-      <w:bookmarkStart w:id="97" w:name="_Toc18699"/>
       <w:r>
         <w:rPr>
           <w:rFonts w:hint="eastAsia"/>
@@ -22345,6 +21976,7 @@
         <w:snapToGrid w:val="0"/>
         <w:textAlignment w:val="baseline"/>
       </w:pPr>
+      <w:bookmarkStart w:id="97" w:name="_Toc24673"/>
       <w:r>
         <w:t>应用成效总结</w:t>
       </w:r>
@@ -22431,7 +22063,7 @@
           <w:lang w:val="en-US" w:eastAsia="zh-CN"/>
         </w:rPr>
       </w:pPr>
-      <w:bookmarkStart w:id="98" w:name="_Toc9473"/>
+      <w:bookmarkStart w:id="98" w:name="_Toc6247"/>
       <w:r>
         <w:rPr>
           <w:rFonts w:hint="eastAsia"/>
@@ -22463,7 +22095,7 @@
           <w:lang w:val="en-US" w:eastAsia="zh-CN"/>
         </w:rPr>
       </w:pPr>
-      <w:bookmarkStart w:id="99" w:name="_Toc20145"/>
+      <w:bookmarkStart w:id="99" w:name="_Toc28038"/>
       <w:r>
         <w:rPr>
           <w:rFonts w:hint="default"/>
@@ -22525,7 +22157,7 @@
           <w:lang w:val="en-US" w:eastAsia="zh-CN"/>
         </w:rPr>
       </w:pPr>
-      <w:bookmarkStart w:id="100" w:name="_Toc18138"/>
+      <w:bookmarkStart w:id="100" w:name="_Toc3973"/>
       <w:r>
         <w:rPr>
           <w:rFonts w:hint="default"/>
@@ -22677,7 +22309,7 @@
           <w:lang w:val="en-US" w:eastAsia="zh-CN"/>
         </w:rPr>
       </w:pPr>
-      <w:bookmarkStart w:id="101" w:name="_Toc13542"/>
+      <w:bookmarkStart w:id="101" w:name="_Toc15012"/>
       <w:r>
         <w:rPr>
           <w:rFonts w:hint="default"/>
@@ -22709,7 +22341,6 @@
           <w:lang w:val="en-US" w:eastAsia="zh-CN"/>
         </w:rPr>
       </w:pPr>
-      <w:bookmarkStart w:id="102" w:name="_Toc1176"/>
       <w:r>
         <w:rPr>
           <w:rFonts w:hint="default"/>
@@ -22812,6 +22443,7 @@
           <w:lang w:val="en-US" w:eastAsia="zh-CN"/>
         </w:rPr>
       </w:pPr>
+      <w:bookmarkStart w:id="102" w:name="_Toc26208"/>
       <w:r>
         <w:rPr>
           <w:rFonts w:hint="default"/>
@@ -22873,7 +22505,7 @@
           <w:lang w:val="en-US" w:eastAsia="zh-CN"/>
         </w:rPr>
       </w:pPr>
-      <w:bookmarkStart w:id="103" w:name="_Toc12209"/>
+      <w:bookmarkStart w:id="103" w:name="_Toc31380"/>
       <w:r>
         <w:rPr>
           <w:rFonts w:hint="eastAsia"/>
@@ -22905,7 +22537,7 @@
           <w:lang w:val="en-US" w:eastAsia="zh-CN"/>
         </w:rPr>
       </w:pPr>
-      <w:bookmarkStart w:id="104" w:name="_Toc26828"/>
+      <w:bookmarkStart w:id="104" w:name="_Toc23470"/>
       <w:r>
         <w:rPr>
           <w:rFonts w:hint="default"/>
@@ -22967,7 +22599,7 @@
           <w:lang w:val="en-US" w:eastAsia="zh-CN"/>
         </w:rPr>
       </w:pPr>
-      <w:bookmarkStart w:id="105" w:name="_Toc13172"/>
+      <w:bookmarkStart w:id="105" w:name="_Toc29547"/>
       <w:r>
         <w:rPr>
           <w:rFonts w:hint="default"/>
@@ -23133,7 +22765,7 @@
           <w:lang w:val="en-US" w:eastAsia="zh-CN"/>
         </w:rPr>
       </w:pPr>
-      <w:bookmarkStart w:id="106" w:name="_Toc16896"/>
+      <w:bookmarkStart w:id="106" w:name="_Toc32389"/>
       <w:r>
         <w:rPr>
           <w:rFonts w:hint="default"/>
@@ -23165,7 +22797,6 @@
           <w:lang w:val="en-US" w:eastAsia="zh-CN"/>
         </w:rPr>
       </w:pPr>
-      <w:bookmarkStart w:id="107" w:name="_Toc6529"/>
       <w:r>
         <w:rPr>
           <w:rFonts w:hint="default"/>
@@ -23335,6 +22966,7 @@
           <w:lang w:val="en-US" w:eastAsia="zh-CN"/>
         </w:rPr>
       </w:pPr>
+      <w:bookmarkStart w:id="107" w:name="_Toc7154"/>
       <w:r>
         <w:rPr>
           <w:rFonts w:hint="eastAsia"/>
@@ -23366,7 +22998,6 @@
           <w:lang w:val="en-US" w:eastAsia="zh-CN"/>
         </w:rPr>
       </w:pPr>
-      <w:bookmarkStart w:id="108" w:name="_Toc23937"/>
       <w:r>
         <w:rPr>
           <w:rFonts w:hint="eastAsia"/>
@@ -23397,6 +23028,7 @@
           <w:lang w:val="en-US" w:eastAsia="zh-CN"/>
         </w:rPr>
       </w:pPr>
+      <w:bookmarkStart w:id="108" w:name="_Toc9835"/>
       <w:r>
         <w:rPr>
           <w:rFonts w:hint="default"/>
